--- a/Integrador nivel 2.docx
+++ b/Integrador nivel 2.docx
@@ -4,6 +4,7 @@
   <w:body>
     <w:p>
       <w:pPr>
+        <w:spacing w:after="0"/>
         <w:rPr>
           <w:b/>
           <w:bCs/>
@@ -110,16 +111,7 @@
     </w:p>
     <w:p>
       <w:pPr>
-        <w:rPr>
-          <w:b/>
-          <w:bCs/>
-          <w:sz w:val="28"/>
-          <w:szCs w:val="28"/>
-        </w:rPr>
-      </w:pPr>
-    </w:p>
-    <w:p>
-      <w:pPr>
+        <w:spacing w:after="0"/>
         <w:rPr>
           <w:b/>
           <w:bCs/>
@@ -130,6 +122,7 @@
     </w:p>
     <w:p>
       <w:pPr>
+        <w:spacing w:after="0"/>
         <w:rPr>
           <w:b/>
           <w:bCs/>
@@ -152,25 +145,66 @@
     </w:p>
     <w:p>
       <w:pPr>
-        <w:jc w:val="both"/>
-      </w:pPr>
-      <w:r>
-        <w:t xml:space="preserve">Este submódulo se enfocará en el uso </w:t>
-      </w:r>
-      <w:r>
-        <w:t xml:space="preserve">de JavaScript para el diseño de </w:t>
+        <w:spacing w:after="0"/>
+      </w:pPr>
+      <w:r>
+        <w:t xml:space="preserve">Este proyecto se desarrollará de forma acumulativa. Al estar en el </w:t>
+      </w:r>
+      <w:r>
+        <w:rPr>
+          <w:b/>
+          <w:bCs/>
+        </w:rPr>
+        <w:t>Nivel 2 de integración</w:t>
+      </w:r>
+      <w:r>
+        <w:t xml:space="preserve">, nuestro objetivo es darle "vida" y comportamiento a las interfaces estáticas (HTML/CSS) que ya construyeron. Simularemos la comunicación con un servidor, preparando el terreno para que en el futuro esta interfaz pueda conectarse a un </w:t>
       </w:r>
       <w:proofErr w:type="spellStart"/>
       <w:r>
-        <w:t>paginas</w:t>
+        <w:t>Backend</w:t>
       </w:r>
       <w:proofErr w:type="spellEnd"/>
       <w:r>
-        <w:t xml:space="preserve"> web y la manipulación del documento</w:t>
-      </w:r>
-    </w:p>
-    <w:p>
-      <w:pPr>
+        <w:t xml:space="preserve"> real.</w:t>
+      </w:r>
+    </w:p>
+    <w:p>
+      <w:pPr>
+        <w:spacing w:after="0"/>
+        <w:rPr>
+          <w:b/>
+          <w:bCs/>
+        </w:rPr>
+      </w:pPr>
+    </w:p>
+    <w:p>
+      <w:pPr>
+        <w:spacing w:after="0"/>
+      </w:pPr>
+      <w:r>
+        <w:rPr>
+          <w:b/>
+          <w:bCs/>
+        </w:rPr>
+        <w:t>Regla de oro:</w:t>
+      </w:r>
+      <w:r>
+        <w:t xml:space="preserve"> Cada avance requiere haber solucionado las observaciones hechas por el docente en la entrega anterior. Un código que presente errores en la consola anulará la evaluación de las nuevas características.</w:t>
+      </w:r>
+    </w:p>
+    <w:p>
+      <w:pPr>
+        <w:spacing w:after="0"/>
+        <w:rPr>
+          <w:b/>
+          <w:bCs/>
+        </w:rPr>
+      </w:pPr>
+    </w:p>
+    <w:p>
+      <w:pPr>
+        <w:spacing w:after="0"/>
         <w:rPr>
           <w:b/>
           <w:bCs/>
@@ -186,6 +220,16 @@
     </w:p>
     <w:p>
       <w:pPr>
+        <w:spacing w:after="0"/>
+        <w:rPr>
+          <w:b/>
+          <w:bCs/>
+        </w:rPr>
+      </w:pPr>
+    </w:p>
+    <w:p>
+      <w:pPr>
+        <w:spacing w:after="0"/>
         <w:rPr>
           <w:b/>
           <w:bCs/>
@@ -200,12 +244,16 @@
       </w:r>
     </w:p>
     <w:p>
+      <w:pPr>
+        <w:spacing w:after="0"/>
+      </w:pPr>
       <w:r>
         <w:t>Validar la comprensión y aplicación de las estructuras de control lógicas (variables, condicionales, ciclos) y la encapsulación (funciones) para resolver un problema de flujo secuencial en JavaScript puro (solo consola).</w:t>
       </w:r>
     </w:p>
     <w:p>
       <w:pPr>
+        <w:spacing w:after="0"/>
         <w:rPr>
           <w:b/>
           <w:bCs/>
@@ -228,6 +276,7 @@
     </w:p>
     <w:p>
       <w:pPr>
+        <w:spacing w:after="0"/>
         <w:rPr>
           <w:b/>
           <w:bCs/>
@@ -259,6 +308,16 @@
     </w:p>
     <w:p>
       <w:pPr>
+        <w:spacing w:after="0"/>
+        <w:rPr>
+          <w:b/>
+          <w:bCs/>
+        </w:rPr>
+      </w:pPr>
+    </w:p>
+    <w:p>
+      <w:pPr>
+        <w:spacing w:after="0"/>
         <w:rPr>
           <w:b/>
           <w:bCs/>
@@ -271,6 +330,26 @@
         </w:rPr>
         <w:t>Requerimientos Lógicos:</w:t>
       </w:r>
+    </w:p>
+    <w:p>
+      <w:pPr>
+        <w:spacing w:after="0"/>
+      </w:pPr>
+      <w:r>
+        <w:rPr>
+          <w:b/>
+          <w:bCs/>
+        </w:rPr>
+        <w:t>Archivo de Lógica Pura:</w:t>
+      </w:r>
+      <w:r>
+        <w:t xml:space="preserve"> Un script de JavaScript donde modelen las reglas principales de su proyecto utilizando variables, condicionales y ciclos</w:t>
+      </w:r>
+    </w:p>
+    <w:p>
+      <w:pPr>
+        <w:spacing w:after="0"/>
+      </w:pPr>
     </w:p>
     <w:p>
       <w:pPr>
@@ -503,6 +582,7 @@
         <w:spacing w:after="0" w:line="240" w:lineRule="auto"/>
       </w:pPr>
       <w:r>
+        <w:lastRenderedPageBreak/>
         <w:t xml:space="preserve">Si el usuario y la contraseña son correctos: El ciclo debe terminar. Debes mostrar un mensaje de bienvenida en la consola (ej. </w:t>
       </w:r>
       <w:proofErr w:type="gramStart"/>
@@ -559,7 +639,6 @@
         <w:spacing w:after="0" w:line="240" w:lineRule="auto"/>
       </w:pPr>
       <w:r>
-        <w:lastRenderedPageBreak/>
         <w:t xml:space="preserve">Si se agotan los 3 intentos: El ciclo debe terminar. Debes mostrar un mensaje de bloqueo (ej. </w:t>
       </w:r>
       <w:proofErr w:type="gramStart"/>
@@ -759,6 +838,16 @@
     </w:p>
     <w:p>
       <w:pPr>
+        <w:spacing w:after="0"/>
+        <w:rPr>
+          <w:b/>
+          <w:bCs/>
+        </w:rPr>
+      </w:pPr>
+    </w:p>
+    <w:p>
+      <w:pPr>
+        <w:spacing w:after="0"/>
         <w:rPr>
           <w:b/>
           <w:bCs/>
@@ -771,15 +860,29 @@
         </w:rPr>
         <w:br/>
       </w:r>
-    </w:p>
-    <w:p>
-      <w:r>
-        <w:rPr>
-          <w:b/>
-          <w:bCs/>
-        </w:rPr>
-        <w:t>Temas evaluados</w:t>
-      </w:r>
+      <w:r>
+        <w:rPr>
+          <w:b/>
+          <w:bCs/>
+        </w:rPr>
+        <w:t>Momento 2:</w:t>
+      </w:r>
+    </w:p>
+    <w:p>
+      <w:pPr>
+        <w:spacing w:after="0" w:line="240" w:lineRule="auto"/>
+      </w:pPr>
+      <w:r>
+        <w:t xml:space="preserve">Uso del DOM para actualizar y mostrar información en tiempo real sin recargar la página. </w:t>
+      </w:r>
+      <w:r>
+        <w:t>Para esto se debe contemplar:</w:t>
+      </w:r>
+    </w:p>
+    <w:p>
+      <w:pPr>
+        <w:spacing w:after="0" w:line="240" w:lineRule="auto"/>
+      </w:pPr>
       <w:r>
         <w:br/>
       </w:r>
@@ -788,209 +891,24 @@
           <w:b/>
           <w:bCs/>
         </w:rPr>
-        <w:t>Variables (Semana 1):</w:t>
-      </w:r>
-      <w:r>
-        <w:t xml:space="preserve"> Uso de </w:t>
-      </w:r>
-      <w:proofErr w:type="spellStart"/>
-      <w:r>
-        <w:t>const</w:t>
-      </w:r>
-      <w:proofErr w:type="spellEnd"/>
-      <w:r>
-        <w:t xml:space="preserve"> para credenciales fijas y </w:t>
-      </w:r>
-      <w:proofErr w:type="spellStart"/>
-      <w:r>
-        <w:t>let</w:t>
-      </w:r>
-      <w:proofErr w:type="spellEnd"/>
-      <w:r>
-        <w:t xml:space="preserve"> para contadores o estados cambiantes.</w:t>
-      </w:r>
-    </w:p>
-    <w:p>
-      <w:r>
-        <w:rPr>
-          <w:b/>
-          <w:bCs/>
-        </w:rPr>
-        <w:t>Tipos de Datos (Semana 1):</w:t>
-      </w:r>
-      <w:r>
-        <w:t xml:space="preserve"> Comparación estricta de String.</w:t>
-      </w:r>
-    </w:p>
-    <w:p>
-      <w:r>
-        <w:rPr>
-          <w:b/>
-          <w:bCs/>
-        </w:rPr>
-        <w:t>Operadores (Semana 1):</w:t>
-      </w:r>
-      <w:r>
-        <w:t xml:space="preserve"> Uso de === (comparación) y &amp;&amp; (lógicos).</w:t>
-      </w:r>
-    </w:p>
-    <w:p>
-      <w:r>
-        <w:rPr>
-          <w:b/>
-          <w:bCs/>
-        </w:rPr>
-        <w:t>Condicionales (Semana 2):</w:t>
-      </w:r>
-      <w:r>
-        <w:t xml:space="preserve"> Uso de </w:t>
-      </w:r>
-      <w:proofErr w:type="spellStart"/>
-      <w:r>
-        <w:t>if</w:t>
-      </w:r>
-      <w:proofErr w:type="spellEnd"/>
-      <w:r>
-        <w:t xml:space="preserve">, </w:t>
-      </w:r>
-      <w:proofErr w:type="spellStart"/>
-      <w:r>
-        <w:t>else</w:t>
-      </w:r>
-      <w:proofErr w:type="spellEnd"/>
-      <w:r>
-        <w:t xml:space="preserve"> </w:t>
-      </w:r>
-      <w:proofErr w:type="spellStart"/>
-      <w:r>
-        <w:t>if</w:t>
-      </w:r>
-      <w:proofErr w:type="spellEnd"/>
-      <w:r>
-        <w:t xml:space="preserve"> y </w:t>
-      </w:r>
-      <w:proofErr w:type="spellStart"/>
-      <w:r>
-        <w:t>else</w:t>
-      </w:r>
-      <w:proofErr w:type="spellEnd"/>
-      <w:r>
-        <w:t xml:space="preserve"> para manejar los 3 escenarios (éxito, fallo, bloqueo).</w:t>
-      </w:r>
-    </w:p>
-    <w:p>
-      <w:r>
-        <w:rPr>
-          <w:b/>
-          <w:bCs/>
-        </w:rPr>
-        <w:t>Ciclos (Semana 3):</w:t>
-      </w:r>
-      <w:r>
-        <w:t xml:space="preserve"> Uso de un </w:t>
-      </w:r>
-      <w:proofErr w:type="spellStart"/>
-      <w:r>
-        <w:t>while</w:t>
-      </w:r>
-      <w:proofErr w:type="spellEnd"/>
-      <w:r>
-        <w:t xml:space="preserve"> o </w:t>
-      </w:r>
-      <w:proofErr w:type="spellStart"/>
-      <w:r>
-        <w:t>for</w:t>
-      </w:r>
-      <w:proofErr w:type="spellEnd"/>
-      <w:r>
-        <w:t xml:space="preserve"> para gestionar los 3 intentos.</w:t>
-      </w:r>
-    </w:p>
-    <w:p>
-      <w:r>
-        <w:rPr>
-          <w:b/>
-          <w:bCs/>
-        </w:rPr>
-        <w:t>Funciones (Semana 4 y 5):</w:t>
-      </w:r>
-      <w:r>
-        <w:t xml:space="preserve"> Encapsular toda la lógica en una función (ej. </w:t>
-      </w:r>
-      <w:proofErr w:type="spellStart"/>
-      <w:proofErr w:type="gramStart"/>
-      <w:r>
-        <w:t>iniciarProcesoDeLogin</w:t>
-      </w:r>
-      <w:proofErr w:type="spellEnd"/>
-      <w:r>
-        <w:t>(</w:t>
-      </w:r>
-      <w:proofErr w:type="gramEnd"/>
-      <w:r>
-        <w:t>)) para que el código sea reutilizable y ordenado</w:t>
-      </w:r>
-    </w:p>
-    <w:p/>
-    <w:p>
-      <w:pPr>
-        <w:rPr>
-          <w:b/>
-          <w:bCs/>
-        </w:rPr>
-      </w:pPr>
-      <w:r>
-        <w:rPr>
-          <w:b/>
-          <w:bCs/>
-        </w:rPr>
-        <w:t>Momento 2:</w:t>
-      </w:r>
-    </w:p>
-    <w:p>
-      <w:pPr>
+        <w:t>Creación de la Interfaz de Usuario (HTML):</w:t>
+      </w:r>
+    </w:p>
+    <w:p>
+      <w:pPr>
+        <w:pStyle w:val="Prrafodelista"/>
+        <w:numPr>
+          <w:ilvl w:val="0"/>
+          <w:numId w:val="28"/>
+        </w:numPr>
         <w:spacing w:after="0" w:line="240" w:lineRule="auto"/>
       </w:pPr>
       <w:r>
-        <w:t xml:space="preserve">Uso del DOM para actualizar y mostrar información en tiempo real sin recargar la página. </w:t>
-      </w:r>
-      <w:r>
-        <w:t>Para esto se debe contemplar:</w:t>
-      </w:r>
-    </w:p>
-    <w:p>
-      <w:pPr>
-        <w:spacing w:after="0" w:line="240" w:lineRule="auto"/>
-      </w:pPr>
-      <w:r>
-        <w:br/>
-      </w:r>
-      <w:r>
-        <w:rPr>
-          <w:b/>
-          <w:bCs/>
-        </w:rPr>
-        <w:t>Creación de la Interfaz de Usuario (HTML):</w:t>
-      </w:r>
-    </w:p>
-    <w:p>
-      <w:pPr>
-        <w:spacing w:after="0" w:line="240" w:lineRule="auto"/>
-        <w:jc w:val="both"/>
-      </w:pPr>
-      <w:r>
-        <w:rPr>
-          <w:b/>
-          <w:bCs/>
-        </w:rPr>
-        <w:t>1</w:t>
-      </w:r>
-      <w:r>
-        <w:rPr>
-          <w:b/>
-          <w:bCs/>
-        </w:rPr>
-        <w:t xml:space="preserve">.Archivos </w:t>
+        <w:rPr>
+          <w:b/>
+          <w:bCs/>
+        </w:rPr>
+        <w:t xml:space="preserve">Archivos </w:t>
       </w:r>
       <w:proofErr w:type="spellStart"/>
       <w:r>
@@ -1064,8 +982,42 @@
           <w:b/>
           <w:bCs/>
         </w:rPr>
-        <w:lastRenderedPageBreak/>
-        <w:t>Un botón (&lt;</w:t>
+        <w:t>B</w:t>
+      </w:r>
+      <w:r>
+        <w:rPr>
+          <w:b/>
+          <w:bCs/>
+        </w:rPr>
+        <w:t>ot</w:t>
+      </w:r>
+      <w:r>
+        <w:rPr>
+          <w:b/>
+          <w:bCs/>
+        </w:rPr>
+        <w:t>o</w:t>
+      </w:r>
+      <w:r>
+        <w:rPr>
+          <w:b/>
+          <w:bCs/>
+        </w:rPr>
+        <w:t>n</w:t>
+      </w:r>
+      <w:r>
+        <w:rPr>
+          <w:b/>
+          <w:bCs/>
+        </w:rPr>
+        <w:t>es</w:t>
+      </w:r>
+      <w:r>
+        <w:rPr>
+          <w:b/>
+          <w:bCs/>
+        </w:rPr>
+        <w:t xml:space="preserve"> (&lt;</w:t>
       </w:r>
       <w:proofErr w:type="spellStart"/>
       <w:r>
@@ -1084,7 +1036,30 @@
         <w:t>&gt;)</w:t>
       </w:r>
       <w:r>
-        <w:t xml:space="preserve"> que el usuario presionará para ejecutar la acción principal de la aplicación.</w:t>
+        <w:t xml:space="preserve"> que el usuario presionará para ejecutar </w:t>
+      </w:r>
+      <w:proofErr w:type="gramStart"/>
+      <w:r>
+        <w:t>la acci</w:t>
+      </w:r>
+      <w:r>
+        <w:t>o</w:t>
+      </w:r>
+      <w:r>
+        <w:t>n</w:t>
+      </w:r>
+      <w:r>
+        <w:t>es</w:t>
+      </w:r>
+      <w:r>
+        <w:t xml:space="preserve"> principal</w:t>
+      </w:r>
+      <w:r>
+        <w:t>es</w:t>
+      </w:r>
+      <w:proofErr w:type="gramEnd"/>
+      <w:r>
+        <w:t xml:space="preserve"> de la aplicación.</w:t>
       </w:r>
     </w:p>
     <w:p>
@@ -1101,7 +1076,28 @@
           <w:b/>
           <w:bCs/>
         </w:rPr>
-        <w:t>Un área designada para los resultados (&lt;</w:t>
+        <w:t xml:space="preserve">Áreas </w:t>
+      </w:r>
+      <w:r>
+        <w:rPr>
+          <w:b/>
+          <w:bCs/>
+        </w:rPr>
+        <w:t>designada</w:t>
+      </w:r>
+      <w:r>
+        <w:rPr>
+          <w:b/>
+          <w:bCs/>
+        </w:rPr>
+        <w:t>s</w:t>
+      </w:r>
+      <w:r>
+        <w:rPr>
+          <w:b/>
+          <w:bCs/>
+        </w:rPr>
+        <w:t xml:space="preserve"> para los resultados (&lt;</w:t>
       </w:r>
       <w:proofErr w:type="spellStart"/>
       <w:r>
@@ -1162,7 +1158,7 @@
         <w:t>id</w:t>
       </w:r>
       <w:r>
-        <w:t xml:space="preserve"> único para ser fácilmente seleccionada desde JavaScript. Esta área estará inicialmente vacía o con un mensaje de bienvenida.</w:t>
+        <w:t xml:space="preserve"> único para ser fácilmente seleccionada desde JavaScript.</w:t>
       </w:r>
     </w:p>
     <w:p>
@@ -1174,9 +1170,79 @@
     </w:p>
     <w:p>
       <w:pPr>
+        <w:pStyle w:val="Prrafodelista"/>
+        <w:numPr>
+          <w:ilvl w:val="0"/>
+          <w:numId w:val="28"/>
+        </w:numPr>
+        <w:spacing w:after="0" w:line="240" w:lineRule="auto"/>
+      </w:pPr>
+      <w:r>
+        <w:rPr>
+          <w:b/>
+          <w:bCs/>
+        </w:rPr>
+        <w:t>Gestor de Datos en Memoria (Arreglos y Objetos):</w:t>
+      </w:r>
+      <w:r>
+        <w:t xml:space="preserve"> Deben crear una estructura de datos basada en Arreglos que contenga Objetos literales para simular la información de su proyecto (Semanas 7 y 8).</w:t>
+      </w:r>
+    </w:p>
+    <w:p>
+      <w:pPr>
+        <w:spacing w:after="0" w:line="240" w:lineRule="auto"/>
+        <w:ind w:left="720"/>
+        <w:jc w:val="both"/>
+      </w:pPr>
+      <w:r>
+        <w:rPr>
+          <w:i/>
+          <w:iCs/>
+        </w:rPr>
+        <w:t>Requisito:</w:t>
+      </w:r>
+      <w:r>
+        <w:t xml:space="preserve"> Demostrar el uso de métodos de arreglo como </w:t>
+      </w:r>
+      <w:proofErr w:type="spellStart"/>
+      <w:r>
+        <w:t>push</w:t>
+      </w:r>
+      <w:proofErr w:type="spellEnd"/>
+      <w:r>
+        <w:t xml:space="preserve"> para agregar nuevos datos, y </w:t>
+      </w:r>
+      <w:proofErr w:type="spellStart"/>
+      <w:r>
+        <w:t>filter</w:t>
+      </w:r>
+      <w:proofErr w:type="spellEnd"/>
+      <w:r>
+        <w:t xml:space="preserve"> para realizar búsquedas.</w:t>
+      </w:r>
+    </w:p>
+    <w:p>
+      <w:pPr>
         <w:spacing w:after="0" w:line="240" w:lineRule="auto"/>
         <w:jc w:val="both"/>
       </w:pPr>
+    </w:p>
+    <w:p>
+      <w:pPr>
+        <w:spacing w:after="0" w:line="240" w:lineRule="auto"/>
+        <w:ind w:left="720"/>
+        <w:jc w:val="both"/>
+      </w:pPr>
+    </w:p>
+    <w:p>
+      <w:pPr>
+        <w:pStyle w:val="Prrafodelista"/>
+        <w:numPr>
+          <w:ilvl w:val="0"/>
+          <w:numId w:val="28"/>
+        </w:numPr>
+        <w:spacing w:after="0" w:line="240" w:lineRule="auto"/>
+      </w:pPr>
       <w:r>
         <w:t xml:space="preserve"> </w:t>
       </w:r>
@@ -1185,7 +1251,7 @@
           <w:b/>
           <w:bCs/>
         </w:rPr>
-        <w:t>2. Captura de Eventos y Datos (JavaScript):</w:t>
+        <w:t>Captura de Eventos y Datos (JavaScript):</w:t>
       </w:r>
     </w:p>
     <w:p>
@@ -1198,6 +1264,7 @@
         <w:jc w:val="both"/>
       </w:pPr>
       <w:r>
+        <w:lastRenderedPageBreak/>
         <w:t>En tu archivo JavaScript, utiliza selectores del DOM (</w:t>
       </w:r>
       <w:proofErr w:type="spellStart"/>
@@ -1241,110 +1308,69 @@
     <w:p>
       <w:pPr>
         <w:spacing w:after="0" w:line="240" w:lineRule="auto"/>
+        <w:ind w:left="720"/>
         <w:jc w:val="both"/>
       </w:pPr>
-      <w:r>
-        <w:rPr>
-          <w:b/>
-          <w:bCs/>
-        </w:rPr>
-        <w:t>3. Integración de la Lógica Existente:</w:t>
-      </w:r>
-    </w:p>
-    <w:p>
-      <w:pPr>
+    </w:p>
+    <w:p>
+      <w:pPr>
+        <w:pStyle w:val="Prrafodelista"/>
         <w:numPr>
           <w:ilvl w:val="0"/>
-          <w:numId w:val="18"/>
+          <w:numId w:val="28"/>
         </w:numPr>
         <w:spacing w:after="0" w:line="240" w:lineRule="auto"/>
         <w:jc w:val="both"/>
       </w:pPr>
       <w:r>
-        <w:t xml:space="preserve">Dentro de la función del </w:t>
+        <w:rPr>
+          <w:b/>
+          <w:bCs/>
+        </w:rPr>
+        <w:t>Interactividad (DOM y Eventos):</w:t>
+      </w:r>
+      <w:r>
+        <w:t xml:space="preserve"> Su archivo JavaScript debe "escuchar" las acciones del usuario (ej. clics en botones, escritura en formularios) y reaccionar modificando la estructura HTML en vivo, utilizando los selectores del DOM (Semanas 9 a 11). * </w:t>
+      </w:r>
+      <w:r>
+        <w:rPr>
+          <w:i/>
+          <w:iCs/>
+        </w:rPr>
+        <w:t>Ejemplo esperado:</w:t>
+      </w:r>
+      <w:r>
+        <w:t xml:space="preserve"> Cuando el usuario llene el formulario de "Nuevo Producto" y haga clic en guardar, su script debe atrapar esos datos, guardarlos en el Arreglo de la memoria, y crear dinámicamente (</w:t>
       </w:r>
       <w:proofErr w:type="spellStart"/>
       <w:r>
-        <w:t>addEventListener</w:t>
+        <w:t>createElement</w:t>
       </w:r>
       <w:proofErr w:type="spellEnd"/>
       <w:r>
-        <w:t>, debes:</w:t>
-      </w:r>
-    </w:p>
-    <w:p>
-      <w:pPr>
-        <w:numPr>
-          <w:ilvl w:val="1"/>
-          <w:numId w:val="18"/>
-        </w:numPr>
+        <w:t xml:space="preserve">, </w:t>
+      </w:r>
+      <w:proofErr w:type="spellStart"/>
+      <w:r>
+        <w:t>append</w:t>
+      </w:r>
+      <w:proofErr w:type="spellEnd"/>
+      <w:r>
+        <w:t>) un nuevo elemento en la pantalla para que el producto aparezca en la lista sin recargar la página.</w:t>
+      </w:r>
+    </w:p>
+    <w:p>
+      <w:pPr>
         <w:spacing w:after="0" w:line="240" w:lineRule="auto"/>
         <w:jc w:val="both"/>
-      </w:pPr>
-      <w:r>
-        <w:t>Leer los valores (.</w:t>
-      </w:r>
-      <w:proofErr w:type="spellStart"/>
-      <w:r>
-        <w:t>value</w:t>
-      </w:r>
-      <w:proofErr w:type="spellEnd"/>
-      <w:r>
-        <w:t>) que el usuario ha escrito en los campos de entrada.</w:t>
-      </w:r>
-    </w:p>
-    <w:p>
-      <w:pPr>
-        <w:numPr>
-          <w:ilvl w:val="1"/>
-          <w:numId w:val="18"/>
-        </w:numPr>
-        <w:spacing w:after="0" w:line="240" w:lineRule="auto"/>
-        <w:jc w:val="both"/>
-      </w:pPr>
-      <w:r>
-        <w:rPr>
-          <w:b/>
-          <w:bCs/>
-        </w:rPr>
-        <w:t>Reutilizar las funciones</w:t>
-      </w:r>
-      <w:r>
-        <w:t xml:space="preserve"> que creaste en la primera entrega, pasándoles los valores leídos como parámetros.</w:t>
-      </w:r>
-    </w:p>
-    <w:p>
-      <w:pPr>
-        <w:numPr>
-          <w:ilvl w:val="1"/>
-          <w:numId w:val="18"/>
-        </w:numPr>
-        <w:spacing w:after="0" w:line="240" w:lineRule="auto"/>
-        <w:jc w:val="both"/>
-      </w:pPr>
-      <w:r>
-        <w:t>Capturar el resultado que retornan tus funciones lógicas.</w:t>
-      </w:r>
-    </w:p>
-    <w:p>
-      <w:pPr>
-        <w:spacing w:after="0" w:line="240" w:lineRule="auto"/>
-        <w:jc w:val="both"/>
-      </w:pPr>
-      <w:r>
-        <w:rPr>
-          <w:b/>
-          <w:bCs/>
-        </w:rPr>
-        <w:t>4. Manipulación del DOM para Mostrar Resultados:</w:t>
-      </w:r>
-    </w:p>
-    <w:p>
-      <w:pPr>
-        <w:numPr>
-          <w:ilvl w:val="0"/>
-          <w:numId w:val="19"/>
-        </w:numPr>
+        <w:rPr>
+          <w:b/>
+          <w:bCs/>
+        </w:rPr>
+      </w:pPr>
+    </w:p>
+    <w:p>
+      <w:pPr>
         <w:spacing w:after="0" w:line="240" w:lineRule="auto"/>
         <w:jc w:val="both"/>
       </w:pPr>
@@ -1453,374 +1479,254 @@
     </w:p>
     <w:p>
       <w:pPr>
+        <w:spacing w:after="0"/>
+        <w:jc w:val="both"/>
+      </w:pPr>
+    </w:p>
+    <w:p>
+      <w:pPr>
+        <w:spacing w:after="0"/>
+        <w:rPr>
+          <w:b/>
+          <w:bCs/>
+        </w:rPr>
+      </w:pPr>
+      <w:r>
+        <w:rPr>
+          <w:b/>
+          <w:bCs/>
+        </w:rPr>
+        <w:t>Momento 3:</w:t>
+      </w:r>
+    </w:p>
+    <w:p>
+      <w:pPr>
+        <w:spacing w:after="0"/>
+        <w:rPr>
+          <w:b/>
+          <w:bCs/>
+        </w:rPr>
+      </w:pPr>
+    </w:p>
+    <w:p>
+      <w:pPr>
+        <w:spacing w:after="0"/>
+        <w:jc w:val="both"/>
+        <w:rPr>
+          <w:b/>
+          <w:bCs/>
+        </w:rPr>
+      </w:pPr>
+      <w:r>
+        <w:rPr>
+          <w:b/>
+          <w:bCs/>
+        </w:rPr>
+        <w:t>Manejo de la Asincronía y Errores:</w:t>
+      </w:r>
+    </w:p>
+    <w:p>
+      <w:pPr>
+        <w:spacing w:after="0"/>
+        <w:jc w:val="both"/>
+        <w:rPr>
+          <w:b/>
+          <w:bCs/>
+        </w:rPr>
+      </w:pPr>
+    </w:p>
+    <w:p>
+      <w:pPr>
+        <w:spacing w:after="0"/>
+        <w:jc w:val="both"/>
+      </w:pPr>
+      <w:r>
+        <w:rPr>
+          <w:b/>
+          <w:bCs/>
+        </w:rPr>
+        <w:t>Objetivo:</w:t>
+      </w:r>
+      <w:r>
+        <w:t xml:space="preserve"> Evolucionar la aplicación para que no dependa de datos estáticos quemados en el código, sino que solicite información de forma asíncrona simulando una petición HTTP a un servidor real.</w:t>
+      </w:r>
+    </w:p>
+    <w:p>
+      <w:pPr>
+        <w:spacing w:after="0"/>
+        <w:jc w:val="both"/>
+      </w:pPr>
+      <w:r>
+        <w:rPr>
+          <w:b/>
+          <w:bCs/>
+        </w:rPr>
+        <w:t>Condición de entrega:</w:t>
+      </w:r>
+      <w:r>
+        <w:t xml:space="preserve"> La manipulación del DOM y los eventos de la Semana 12 deben funcionar sin errores.</w:t>
+      </w:r>
+    </w:p>
+    <w:p>
+      <w:pPr>
+        <w:spacing w:after="0"/>
+        <w:jc w:val="both"/>
+      </w:pPr>
+      <w:r>
+        <w:rPr>
+          <w:b/>
+          <w:bCs/>
+        </w:rPr>
+        <w:t>Entregables esperados:</w:t>
+      </w:r>
+    </w:p>
+    <w:p>
+      <w:pPr>
         <w:numPr>
           <w:ilvl w:val="0"/>
-          <w:numId w:val="19"/>
+          <w:numId w:val="29"/>
         </w:numPr>
-        <w:spacing w:after="0" w:line="240" w:lineRule="auto"/>
-        <w:rPr>
-          <w:b/>
-          <w:bCs/>
-        </w:rPr>
-      </w:pPr>
-      <w:r>
-        <w:rPr>
-          <w:b/>
-          <w:bCs/>
-        </w:rPr>
-        <w:t>Lógica de Intentos:</w:t>
-      </w:r>
-    </w:p>
-    <w:p>
-      <w:pPr>
-        <w:numPr>
-          <w:ilvl w:val="1"/>
-          <w:numId w:val="19"/>
-        </w:numPr>
-        <w:spacing w:after="0" w:line="240" w:lineRule="auto"/>
-      </w:pPr>
-      <w:r>
-        <w:t>El usuario tendrá un máximo de 3 intentos para ingresar las credenciales correctas.</w:t>
-      </w:r>
-    </w:p>
-    <w:p>
-      <w:pPr>
-        <w:numPr>
-          <w:ilvl w:val="1"/>
-          <w:numId w:val="19"/>
-        </w:numPr>
-        <w:spacing w:after="0" w:line="240" w:lineRule="auto"/>
-      </w:pPr>
-      <w:r>
-        <w:t>Debes usar un ciclo (</w:t>
+        <w:spacing w:after="0"/>
+        <w:jc w:val="both"/>
+      </w:pPr>
+      <w:r>
+        <w:rPr>
+          <w:b/>
+          <w:bCs/>
+        </w:rPr>
+        <w:t>Archivo de Datos Externo (.</w:t>
       </w:r>
       <w:proofErr w:type="spellStart"/>
       <w:r>
-        <w:t>while</w:t>
+        <w:rPr>
+          <w:b/>
+          <w:bCs/>
+        </w:rPr>
+        <w:t>json</w:t>
       </w:r>
       <w:proofErr w:type="spellEnd"/>
       <w:r>
-        <w:t xml:space="preserve"> o </w:t>
+        <w:rPr>
+          <w:b/>
+          <w:bCs/>
+        </w:rPr>
+        <w:t>):</w:t>
+      </w:r>
+      <w:r>
+        <w:t xml:space="preserve"> Extraerán los datos de prueba de su código JavaScript y los colocarán en un archivo externo en formato JSON (ej. datos-</w:t>
       </w:r>
       <w:proofErr w:type="spellStart"/>
-      <w:r>
-        <w:t>for</w:t>
+      <w:proofErr w:type="gramStart"/>
+      <w:r>
+        <w:t>simulados.json</w:t>
       </w:r>
       <w:proofErr w:type="spellEnd"/>
-      <w:r>
-        <w:t>) para controlar el número de intentos.</w:t>
+      <w:proofErr w:type="gramEnd"/>
+      <w:r>
+        <w:t>), el cual simulará ser la respuesta de un servidor.</w:t>
       </w:r>
     </w:p>
     <w:p>
       <w:pPr>
         <w:numPr>
           <w:ilvl w:val="0"/>
-          <w:numId w:val="19"/>
+          <w:numId w:val="29"/>
         </w:numPr>
-        <w:spacing w:after="0" w:line="240" w:lineRule="auto"/>
-        <w:rPr>
-          <w:b/>
-          <w:bCs/>
-        </w:rPr>
-      </w:pPr>
-      <w:r>
-        <w:rPr>
-          <w:b/>
-          <w:bCs/>
-        </w:rPr>
-        <w:t>Validación (Lógica de Condicionales):</w:t>
-      </w:r>
-    </w:p>
-    <w:p>
-      <w:pPr>
-        <w:numPr>
-          <w:ilvl w:val="1"/>
-          <w:numId w:val="19"/>
-        </w:numPr>
-        <w:spacing w:after="0" w:line="240" w:lineRule="auto"/>
-      </w:pPr>
-      <w:r>
-        <w:t xml:space="preserve">Si el usuario y la contraseña son correctos: El ciclo debe terminar. Debes mostrar un mensaje de bienvenida (ej. </w:t>
-      </w:r>
+        <w:spacing w:after="0"/>
+        <w:jc w:val="both"/>
+      </w:pPr>
+      <w:r>
+        <w:rPr>
+          <w:b/>
+          <w:bCs/>
+        </w:rPr>
+        <w:t>Consumo Asíncrono (Fetch API):</w:t>
+      </w:r>
+      <w:r>
+        <w:t xml:space="preserve"> Deben refactorizar su código para que, al cargar la página, la aplicación utilice la función </w:t>
+      </w:r>
+      <w:proofErr w:type="spellStart"/>
       <w:proofErr w:type="gramStart"/>
       <w:r>
-        <w:t>console.log(</w:t>
+        <w:t>fetch</w:t>
+      </w:r>
+      <w:proofErr w:type="spellEnd"/>
+      <w:r>
+        <w:t>(</w:t>
       </w:r>
       <w:proofErr w:type="gramEnd"/>
       <w:r>
-        <w:t>"¡Bienvenido al sistema!</w:t>
+        <w:t xml:space="preserve">) para leer el </w:t>
       </w:r>
       <w:proofErr w:type="gramStart"/>
       <w:r>
-        <w:t>");)</w:t>
-      </w:r>
+        <w:t>archivo .</w:t>
+      </w:r>
+      <w:proofErr w:type="spellStart"/>
+      <w:r>
+        <w:t>json</w:t>
+      </w:r>
+      <w:proofErr w:type="spellEnd"/>
       <w:proofErr w:type="gramEnd"/>
       <w:r>
-        <w:t>.</w:t>
-      </w:r>
-    </w:p>
-    <w:p>
-      <w:pPr>
-        <w:numPr>
-          <w:ilvl w:val="1"/>
-          <w:numId w:val="19"/>
-        </w:numPr>
-        <w:spacing w:after="0" w:line="240" w:lineRule="auto"/>
-      </w:pPr>
-      <w:r>
-        <w:t>Si las credenciales son incorrectas (pero quedan intentos): Debes informar al usuario (ej. "Datos incorrectos. Intento 2 de 3.";) y el ciclo debe volver a pedir los datos.</w:t>
-      </w:r>
-    </w:p>
-    <w:p>
-      <w:pPr>
-        <w:numPr>
-          <w:ilvl w:val="1"/>
-          <w:numId w:val="19"/>
-        </w:numPr>
-        <w:spacing w:after="0" w:line="240" w:lineRule="auto"/>
-      </w:pPr>
-      <w:r>
-        <w:t>Si se agotan los 3 intentos: El ciclo debe terminar. Debes mostrar un mensaje de bloqueo (ej. "Usuario bloqueado. Ha superado el número de intentos.";).</w:t>
-      </w:r>
-    </w:p>
-    <w:p>
-      <w:pPr>
-        <w:jc w:val="both"/>
-      </w:pPr>
-    </w:p>
-    <w:p>
-      <w:pPr>
-        <w:rPr>
-          <w:b/>
-          <w:bCs/>
-        </w:rPr>
-      </w:pPr>
-      <w:r>
-        <w:rPr>
-          <w:b/>
-          <w:bCs/>
-        </w:rPr>
-        <w:t>Momento 3:</w:t>
-      </w:r>
-    </w:p>
-    <w:p>
-      <w:r>
-        <w:t>Una página por estudiante</w:t>
-      </w:r>
-      <w:r>
-        <w:t>, es decir, en un proyecto nuevo, crear una pagina inicial y que de ahí lleve al contenido que cada uno creo.</w:t>
-      </w:r>
-    </w:p>
-    <w:p>
-      <w:pPr>
-        <w:jc w:val="both"/>
-      </w:pPr>
-      <w:r>
-        <w:rPr>
-          <w:b/>
-          <w:bCs/>
-        </w:rPr>
-        <w:t>1. Selección e Integración de una API:</w:t>
+        <w:t xml:space="preserve"> de forma asíncrona (Semana 16). </w:t>
       </w:r>
     </w:p>
     <w:p>
       <w:pPr>
         <w:numPr>
           <w:ilvl w:val="0"/>
-          <w:numId w:val="20"/>
+          <w:numId w:val="29"/>
         </w:numPr>
+        <w:spacing w:after="0"/>
         <w:jc w:val="both"/>
       </w:pPr>
       <w:r>
-        <w:lastRenderedPageBreak/>
-        <w:t xml:space="preserve">El estudiante debe elegir una </w:t>
-      </w:r>
-      <w:r>
-        <w:rPr>
-          <w:b/>
-          <w:bCs/>
-        </w:rPr>
-        <w:t>API pública y gratuita</w:t>
-      </w:r>
-      <w:r>
-        <w:t xml:space="preserve"> que sea relevante para su proyecto (o usar una API genérica de prueba</w:t>
-      </w:r>
-      <w:r>
-        <w:t>)</w:t>
-      </w:r>
-    </w:p>
-    <w:p>
-      <w:pPr>
-        <w:numPr>
-          <w:ilvl w:val="0"/>
-          <w:numId w:val="20"/>
-        </w:numPr>
-        <w:jc w:val="both"/>
-      </w:pPr>
-      <w:r>
-        <w:t>El objetivo es reemplazar la lógica que usaba datos "quemados" (</w:t>
+        <w:rPr>
+          <w:b/>
+          <w:bCs/>
+        </w:rPr>
+        <w:t>Manejo de Promesas:</w:t>
+      </w:r>
+      <w:r>
+        <w:t xml:space="preserve"> El consumo de estos datos debe gestionarse correctamente utilizando Promesas </w:t>
+      </w:r>
+      <w:proofErr w:type="gramStart"/>
+      <w:r>
+        <w:t>(.</w:t>
       </w:r>
       <w:proofErr w:type="spellStart"/>
       <w:r>
-        <w:t>hardcoded</w:t>
-      </w:r>
-      <w:proofErr w:type="spellEnd"/>
-      <w:r>
-        <w:t>) o arreglos/objetos locales por datos reales obtenidos de Internet.</w:t>
-      </w:r>
-    </w:p>
-    <w:p>
-      <w:pPr>
-        <w:jc w:val="both"/>
-      </w:pPr>
-      <w:r>
-        <w:t xml:space="preserve"> </w:t>
-      </w:r>
-      <w:r>
-        <w:rPr>
-          <w:b/>
-          <w:bCs/>
-        </w:rPr>
-        <w:t xml:space="preserve">2. Implementación de </w:t>
-      </w:r>
-      <w:proofErr w:type="spellStart"/>
-      <w:proofErr w:type="gramStart"/>
-      <w:r>
-        <w:rPr>
-          <w:b/>
-          <w:bCs/>
-        </w:rPr>
-        <w:t>fetch</w:t>
-      </w:r>
-      <w:proofErr w:type="spellEnd"/>
-      <w:r>
-        <w:rPr>
-          <w:b/>
-          <w:bCs/>
-        </w:rPr>
-        <w:t>(</w:t>
-      </w:r>
-      <w:proofErr w:type="gramEnd"/>
-      <w:r>
-        <w:rPr>
-          <w:b/>
-          <w:bCs/>
-        </w:rPr>
-        <w:t>):</w:t>
-      </w:r>
-    </w:p>
-    <w:p>
-      <w:pPr>
-        <w:numPr>
-          <w:ilvl w:val="0"/>
-          <w:numId w:val="21"/>
-        </w:numPr>
-        <w:jc w:val="both"/>
-      </w:pPr>
-      <w:r>
-        <w:t xml:space="preserve">Crear una función asíncrona (usando </w:t>
-      </w:r>
-      <w:proofErr w:type="spellStart"/>
-      <w:r>
-        <w:t>async</w:t>
-      </w:r>
-      <w:proofErr w:type="spellEnd"/>
-      <w:r>
-        <w:t>/</w:t>
-      </w:r>
-      <w:proofErr w:type="spellStart"/>
-      <w:r>
-        <w:t>await</w:t>
-      </w:r>
-      <w:proofErr w:type="spellEnd"/>
-      <w:r>
-        <w:t xml:space="preserve">) que sea responsable de consumir la API usando </w:t>
-      </w:r>
-      <w:proofErr w:type="spellStart"/>
-      <w:proofErr w:type="gramStart"/>
-      <w:r>
-        <w:t>fetch</w:t>
-      </w:r>
-      <w:proofErr w:type="spellEnd"/>
-      <w:r>
-        <w:t>(</w:t>
-      </w:r>
-      <w:proofErr w:type="gramEnd"/>
-      <w:r>
-        <w:t>).</w:t>
-      </w:r>
-    </w:p>
-    <w:p>
-      <w:pPr>
-        <w:numPr>
-          <w:ilvl w:val="0"/>
-          <w:numId w:val="21"/>
-        </w:numPr>
-        <w:jc w:val="both"/>
-      </w:pPr>
-      <w:r>
-        <w:t>Esta función debe:</w:t>
-      </w:r>
-    </w:p>
-    <w:p>
-      <w:pPr>
-        <w:numPr>
-          <w:ilvl w:val="1"/>
-          <w:numId w:val="21"/>
-        </w:numPr>
-        <w:jc w:val="both"/>
-      </w:pPr>
-      <w:r>
-        <w:t>Hacer la solicitud GET a la API.</w:t>
-      </w:r>
-    </w:p>
-    <w:p>
-      <w:pPr>
-        <w:numPr>
-          <w:ilvl w:val="1"/>
-          <w:numId w:val="21"/>
-        </w:numPr>
-        <w:jc w:val="both"/>
-      </w:pPr>
-      <w:r>
-        <w:t xml:space="preserve">Esperar la respuesta y convertirla a formato JSON </w:t>
-      </w:r>
-      <w:proofErr w:type="gramStart"/>
-      <w:r>
-        <w:t>(.</w:t>
-      </w:r>
-      <w:proofErr w:type="spellStart"/>
-      <w:r>
-        <w:t>json</w:t>
+        <w:t>then</w:t>
       </w:r>
       <w:proofErr w:type="spellEnd"/>
       <w:proofErr w:type="gramEnd"/>
       <w:r>
-        <w:t>()).</w:t>
-      </w:r>
-    </w:p>
-    <w:p>
-      <w:pPr>
-        <w:numPr>
-          <w:ilvl w:val="1"/>
-          <w:numId w:val="21"/>
-        </w:numPr>
-        <w:jc w:val="both"/>
-      </w:pPr>
-      <w:r>
-        <w:t>Devolver los datos listos para ser usados.</w:t>
-      </w:r>
-    </w:p>
-    <w:p>
-      <w:pPr>
-        <w:jc w:val="both"/>
-      </w:pPr>
-      <w:r>
-        <w:rPr>
-          <w:b/>
-          <w:bCs/>
-        </w:rPr>
-        <w:t>3. Manejo de la Asincronía y Errores:</w:t>
+        <w:t>()</w:t>
+      </w:r>
+      <w:proofErr w:type="gramStart"/>
+      <w:r>
+        <w:t>, .catch</w:t>
+      </w:r>
+      <w:proofErr w:type="gramEnd"/>
+      <w:r>
+        <w:t xml:space="preserve">()) o la sintaxis </w:t>
+      </w:r>
+      <w:proofErr w:type="spellStart"/>
+      <w:r>
+        <w:t>async</w:t>
+      </w:r>
+      <w:proofErr w:type="spellEnd"/>
+      <w:r>
+        <w:t>/</w:t>
+      </w:r>
+      <w:proofErr w:type="spellStart"/>
+      <w:r>
+        <w:t>await</w:t>
+      </w:r>
+      <w:proofErr w:type="spellEnd"/>
+      <w:r>
+        <w:t xml:space="preserve"> enseñada en las semanas 14 y 15. Si ocurre un error al simular la carga, deben mostrar un mensaje en el DOM indicando la falla.</w:t>
       </w:r>
     </w:p>
     <w:p>
@@ -1829,6 +1735,7 @@
           <w:ilvl w:val="0"/>
           <w:numId w:val="22"/>
         </w:numPr>
+        <w:spacing w:after="0"/>
         <w:jc w:val="both"/>
       </w:pPr>
       <w:r>
@@ -1856,6 +1763,7 @@
           <w:ilvl w:val="0"/>
           <w:numId w:val="22"/>
         </w:numPr>
+        <w:spacing w:after="0"/>
         <w:jc w:val="both"/>
       </w:pPr>
       <w:r>
@@ -1863,6 +1771,7 @@
           <w:b/>
           <w:bCs/>
         </w:rPr>
+        <w:lastRenderedPageBreak/>
         <w:t>Manejo de Errores:</w:t>
       </w:r>
       <w:r>
@@ -1904,6 +1813,7 @@
           <w:ilvl w:val="1"/>
           <w:numId w:val="22"/>
         </w:numPr>
+        <w:spacing w:after="0"/>
         <w:jc w:val="both"/>
       </w:pPr>
       <w:r>
@@ -1934,6 +1844,7 @@
           <w:ilvl w:val="1"/>
           <w:numId w:val="22"/>
         </w:numPr>
+        <w:spacing w:after="0"/>
         <w:jc w:val="both"/>
       </w:pPr>
       <w:r>
@@ -1952,6 +1863,11 @@
     </w:p>
     <w:p>
       <w:pPr>
+        <w:numPr>
+          <w:ilvl w:val="0"/>
+          <w:numId w:val="29"/>
+        </w:numPr>
+        <w:spacing w:after="0"/>
         <w:jc w:val="both"/>
       </w:pPr>
       <w:r>
@@ -1959,7 +1875,7 @@
           <w:b/>
           <w:bCs/>
         </w:rPr>
-        <w:t>4. Actualización del DOM con Datos de la API:</w:t>
+        <w:t>Actualización del DOM con Datos de la API:</w:t>
       </w:r>
     </w:p>
     <w:p>
@@ -1968,6 +1884,7 @@
           <w:ilvl w:val="0"/>
           <w:numId w:val="23"/>
         </w:numPr>
+        <w:spacing w:after="0"/>
         <w:jc w:val="both"/>
       </w:pPr>
       <w:r>
@@ -1980,6 +1897,7 @@
           <w:ilvl w:val="0"/>
           <w:numId w:val="23"/>
         </w:numPr>
+        <w:spacing w:after="0"/>
         <w:jc w:val="both"/>
       </w:pPr>
       <w:r>
@@ -2031,6 +1949,7 @@
           <w:ilvl w:val="1"/>
           <w:numId w:val="23"/>
         </w:numPr>
+        <w:spacing w:after="0"/>
         <w:jc w:val="both"/>
       </w:pPr>
       <w:r>
@@ -2068,50 +1987,78 @@
     <w:p>
       <w:pPr>
         <w:numPr>
-          <w:ilvl w:val="1"/>
-          <w:numId w:val="23"/>
+          <w:ilvl w:val="0"/>
+          <w:numId w:val="29"/>
         </w:numPr>
+        <w:spacing w:after="0"/>
         <w:jc w:val="both"/>
       </w:pPr>
       <w:r>
-        <w:t xml:space="preserve">Si es un </w:t>
+        <w:rPr>
+          <w:b/>
+          <w:bCs/>
+        </w:rPr>
+        <w:t>Documento de Integración (README.md):</w:t>
+      </w:r>
+      <w:r>
+        <w:t xml:space="preserve"> Explicación de cómo su aplicación </w:t>
       </w:r>
       <w:proofErr w:type="spellStart"/>
       <w:r>
-        <w:t>login</w:t>
+        <w:t>FrontEnd</w:t>
       </w:r>
       <w:proofErr w:type="spellEnd"/>
       <w:r>
-        <w:t xml:space="preserve">, se puede simular la consulta a un </w:t>
+        <w:t xml:space="preserve"> consumiría la API final. Deben detallar qué </w:t>
       </w:r>
       <w:proofErr w:type="spellStart"/>
       <w:r>
-        <w:rPr>
-          <w:i/>
-          <w:iCs/>
-        </w:rPr>
-        <w:t>endpoint</w:t>
+        <w:t>endpoints</w:t>
       </w:r>
       <w:proofErr w:type="spellEnd"/>
       <w:r>
-        <w:t xml:space="preserve"> de "</w:t>
+        <w:t xml:space="preserve"> (</w:t>
       </w:r>
       <w:proofErr w:type="spellStart"/>
       <w:r>
-        <w:t>users</w:t>
+        <w:t>URLs</w:t>
       </w:r>
       <w:proofErr w:type="spellEnd"/>
       <w:r>
-        <w:t>" para validar al usuario.</w:t>
-      </w:r>
-    </w:p>
-    <w:p>
-      <w:pPr>
+        <w:t xml:space="preserve">) esperarán recibir del equipo de </w:t>
+      </w:r>
+      <w:proofErr w:type="spellStart"/>
+      <w:r>
+        <w:t>Backend</w:t>
+      </w:r>
+      <w:proofErr w:type="spellEnd"/>
+      <w:r>
+        <w:t xml:space="preserve"> (Spring Boot) en el futuro Nivel 3 para reemplazar su </w:t>
+      </w:r>
+      <w:proofErr w:type="gramStart"/>
+      <w:r>
+        <w:t>archivo .</w:t>
+      </w:r>
+      <w:proofErr w:type="spellStart"/>
+      <w:r>
+        <w:t>json</w:t>
+      </w:r>
+      <w:proofErr w:type="spellEnd"/>
+      <w:proofErr w:type="gramEnd"/>
+      <w:r>
+        <w:t xml:space="preserve"> simulado.</w:t>
+      </w:r>
+    </w:p>
+    <w:p>
+      <w:pPr>
+        <w:spacing w:after="0"/>
+        <w:ind w:left="1440"/>
         <w:jc w:val="both"/>
       </w:pPr>
     </w:p>
     <w:p>
       <w:pPr>
+        <w:spacing w:after="0"/>
         <w:rPr>
           <w:b/>
           <w:bCs/>
@@ -2126,20 +2073,25 @@
       </w:r>
     </w:p>
     <w:p>
+      <w:pPr>
+        <w:spacing w:after="0"/>
+      </w:pPr>
       <w:r>
         <w:t>Interfaz interactiva con validaciones, almacenamiento temporal y actualización dinámica de datos en pantalla.</w:t>
       </w:r>
     </w:p>
     <w:p>
       <w:pPr>
-        <w:rPr>
-          <w:b/>
-          <w:bCs/>
-        </w:rPr>
-      </w:pPr>
-    </w:p>
-    <w:p>
-      <w:pPr>
+        <w:spacing w:after="0"/>
+        <w:rPr>
+          <w:b/>
+          <w:bCs/>
+        </w:rPr>
+      </w:pPr>
+    </w:p>
+    <w:p>
+      <w:pPr>
+        <w:spacing w:after="0"/>
         <w:rPr>
           <w:b/>
           <w:bCs/>
@@ -2154,6 +2106,9 @@
       </w:r>
     </w:p>
     <w:p>
+      <w:pPr>
+        <w:spacing w:after="0"/>
+      </w:pPr>
       <w:r>
         <w:t>El proyecto se evaluará según los siguientes criterios:</w:t>
       </w:r>
@@ -2165,6 +2120,7 @@
           <w:ilvl w:val="0"/>
           <w:numId w:val="15"/>
         </w:numPr>
+        <w:spacing w:after="0"/>
       </w:pPr>
       <w:r>
         <w:t xml:space="preserve">Correcta implementación </w:t>
@@ -2183,6 +2139,7 @@
           <w:ilvl w:val="0"/>
           <w:numId w:val="15"/>
         </w:numPr>
+        <w:spacing w:after="0"/>
       </w:pPr>
       <w:r>
         <w:t xml:space="preserve">Estructuración del proyecto </w:t>
@@ -2198,6 +2155,7 @@
           <w:ilvl w:val="0"/>
           <w:numId w:val="15"/>
         </w:numPr>
+        <w:spacing w:after="0"/>
       </w:pPr>
       <w:r>
         <w:t>Calidad del código, uso de buenas prácticas y manejo eficiente del entorno de desarrollo.</w:t>
@@ -2210,6 +2168,7 @@
           <w:ilvl w:val="0"/>
           <w:numId w:val="15"/>
         </w:numPr>
+        <w:spacing w:after="0"/>
       </w:pPr>
       <w:r>
         <w:t xml:space="preserve">Diseño del </w:t>
@@ -2223,13 +2182,40 @@
         <w:t xml:space="preserve"> enfocado en la experiencia del usuario.</w:t>
       </w:r>
     </w:p>
-    <w:p/>
-    <w:p/>
-    <w:p/>
-    <w:p/>
-    <w:p/>
-    <w:p/>
-    <w:p>
+    <w:p>
+      <w:pPr>
+        <w:spacing w:after="0"/>
+      </w:pPr>
+    </w:p>
+    <w:p>
+      <w:pPr>
+        <w:spacing w:after="0"/>
+      </w:pPr>
+    </w:p>
+    <w:p>
+      <w:pPr>
+        <w:spacing w:after="0"/>
+      </w:pPr>
+    </w:p>
+    <w:p>
+      <w:pPr>
+        <w:spacing w:after="0"/>
+      </w:pPr>
+    </w:p>
+    <w:p>
+      <w:pPr>
+        <w:spacing w:after="0"/>
+      </w:pPr>
+    </w:p>
+    <w:p>
+      <w:pPr>
+        <w:spacing w:after="0"/>
+      </w:pPr>
+    </w:p>
+    <w:p>
+      <w:pPr>
+        <w:spacing w:after="0"/>
+      </w:pPr>
       <w:r>
         <w:t>Rubrica</w:t>
       </w:r>
@@ -2494,7 +2480,6 @@
                 <w:lang w:eastAsia="es-CO"/>
                 <w14:ligatures w14:val="none"/>
               </w:rPr>
-              <w:lastRenderedPageBreak/>
               <w:t>Desempeño</w:t>
             </w:r>
           </w:p>
@@ -2675,11 +2660,20 @@
         </w:tc>
       </w:tr>
     </w:tbl>
-    <w:p/>
-    <w:p/>
+    <w:p>
+      <w:pPr>
+        <w:spacing w:after="0"/>
+      </w:pPr>
+    </w:p>
+    <w:p>
+      <w:pPr>
+        <w:spacing w:after="0"/>
+      </w:pPr>
+    </w:p>
     <w:p>
       <w:pPr>
         <w:pStyle w:val="Prrafodelista"/>
+        <w:spacing w:after="0"/>
       </w:pPr>
     </w:p>
     <w:sectPr>
@@ -2921,6 +2915,119 @@
     </w:lvl>
   </w:abstractNum>
   <w:abstractNum w:abstractNumId="2" w15:restartNumberingAfterBreak="0">
+    <w:nsid w:val="0B810F3C"/>
+    <w:multiLevelType w:val="multilevel"/>
+    <w:tmpl w:val="663098F8"/>
+    <w:lvl w:ilvl="0">
+      <w:start w:val="1"/>
+      <w:numFmt w:val="decimal"/>
+      <w:lvlText w:val="%1."/>
+      <w:lvlJc w:val="left"/>
+      <w:pPr>
+        <w:tabs>
+          <w:tab w:val="num" w:pos="720"/>
+        </w:tabs>
+        <w:ind w:left="720" w:hanging="360"/>
+      </w:pPr>
+    </w:lvl>
+    <w:lvl w:ilvl="1" w:tentative="1">
+      <w:start w:val="1"/>
+      <w:numFmt w:val="decimal"/>
+      <w:lvlText w:val="%2."/>
+      <w:lvlJc w:val="left"/>
+      <w:pPr>
+        <w:tabs>
+          <w:tab w:val="num" w:pos="1440"/>
+        </w:tabs>
+        <w:ind w:left="1440" w:hanging="360"/>
+      </w:pPr>
+    </w:lvl>
+    <w:lvl w:ilvl="2" w:tentative="1">
+      <w:start w:val="1"/>
+      <w:numFmt w:val="decimal"/>
+      <w:lvlText w:val="%3."/>
+      <w:lvlJc w:val="left"/>
+      <w:pPr>
+        <w:tabs>
+          <w:tab w:val="num" w:pos="2160"/>
+        </w:tabs>
+        <w:ind w:left="2160" w:hanging="360"/>
+      </w:pPr>
+    </w:lvl>
+    <w:lvl w:ilvl="3" w:tentative="1">
+      <w:start w:val="1"/>
+      <w:numFmt w:val="decimal"/>
+      <w:lvlText w:val="%4."/>
+      <w:lvlJc w:val="left"/>
+      <w:pPr>
+        <w:tabs>
+          <w:tab w:val="num" w:pos="2880"/>
+        </w:tabs>
+        <w:ind w:left="2880" w:hanging="360"/>
+      </w:pPr>
+    </w:lvl>
+    <w:lvl w:ilvl="4" w:tentative="1">
+      <w:start w:val="1"/>
+      <w:numFmt w:val="decimal"/>
+      <w:lvlText w:val="%5."/>
+      <w:lvlJc w:val="left"/>
+      <w:pPr>
+        <w:tabs>
+          <w:tab w:val="num" w:pos="3600"/>
+        </w:tabs>
+        <w:ind w:left="3600" w:hanging="360"/>
+      </w:pPr>
+    </w:lvl>
+    <w:lvl w:ilvl="5" w:tentative="1">
+      <w:start w:val="1"/>
+      <w:numFmt w:val="decimal"/>
+      <w:lvlText w:val="%6."/>
+      <w:lvlJc w:val="left"/>
+      <w:pPr>
+        <w:tabs>
+          <w:tab w:val="num" w:pos="4320"/>
+        </w:tabs>
+        <w:ind w:left="4320" w:hanging="360"/>
+      </w:pPr>
+    </w:lvl>
+    <w:lvl w:ilvl="6" w:tentative="1">
+      <w:start w:val="1"/>
+      <w:numFmt w:val="decimal"/>
+      <w:lvlText w:val="%7."/>
+      <w:lvlJc w:val="left"/>
+      <w:pPr>
+        <w:tabs>
+          <w:tab w:val="num" w:pos="5040"/>
+        </w:tabs>
+        <w:ind w:left="5040" w:hanging="360"/>
+      </w:pPr>
+    </w:lvl>
+    <w:lvl w:ilvl="7" w:tentative="1">
+      <w:start w:val="1"/>
+      <w:numFmt w:val="decimal"/>
+      <w:lvlText w:val="%8."/>
+      <w:lvlJc w:val="left"/>
+      <w:pPr>
+        <w:tabs>
+          <w:tab w:val="num" w:pos="5760"/>
+        </w:tabs>
+        <w:ind w:left="5760" w:hanging="360"/>
+      </w:pPr>
+    </w:lvl>
+    <w:lvl w:ilvl="8" w:tentative="1">
+      <w:start w:val="1"/>
+      <w:numFmt w:val="decimal"/>
+      <w:lvlText w:val="%9."/>
+      <w:lvlJc w:val="left"/>
+      <w:pPr>
+        <w:tabs>
+          <w:tab w:val="num" w:pos="6480"/>
+        </w:tabs>
+        <w:ind w:left="6480" w:hanging="360"/>
+      </w:pPr>
+    </w:lvl>
+  </w:abstractNum>
+  <w:abstractNum w:abstractNumId="3" w15:restartNumberingAfterBreak="0">
     <w:nsid w:val="11C13B69"/>
     <w:multiLevelType w:val="multilevel"/>
     <w:tmpl w:val="C1F6A840"/>
@@ -3069,7 +3176,7 @@
       </w:rPr>
     </w:lvl>
   </w:abstractNum>
-  <w:abstractNum w:abstractNumId="3" w15:restartNumberingAfterBreak="0">
+  <w:abstractNum w:abstractNumId="4" w15:restartNumberingAfterBreak="0">
     <w:nsid w:val="1EBA02B2"/>
     <w:multiLevelType w:val="multilevel"/>
     <w:tmpl w:val="1B003CC0"/>
@@ -3218,7 +3325,7 @@
       </w:rPr>
     </w:lvl>
   </w:abstractNum>
-  <w:abstractNum w:abstractNumId="4" w15:restartNumberingAfterBreak="0">
+  <w:abstractNum w:abstractNumId="5" w15:restartNumberingAfterBreak="0">
     <w:nsid w:val="1EF54C48"/>
     <w:multiLevelType w:val="multilevel"/>
     <w:tmpl w:val="522247B0"/>
@@ -3367,7 +3474,7 @@
       </w:rPr>
     </w:lvl>
   </w:abstractNum>
-  <w:abstractNum w:abstractNumId="5" w15:restartNumberingAfterBreak="0">
+  <w:abstractNum w:abstractNumId="6" w15:restartNumberingAfterBreak="0">
     <w:nsid w:val="27B03AEA"/>
     <w:multiLevelType w:val="multilevel"/>
     <w:tmpl w:val="DA42C5E8"/>
@@ -3516,7 +3623,7 @@
       </w:rPr>
     </w:lvl>
   </w:abstractNum>
-  <w:abstractNum w:abstractNumId="6" w15:restartNumberingAfterBreak="0">
+  <w:abstractNum w:abstractNumId="7" w15:restartNumberingAfterBreak="0">
     <w:nsid w:val="2B620421"/>
     <w:multiLevelType w:val="multilevel"/>
     <w:tmpl w:val="39607050"/>
@@ -3665,7 +3772,7 @@
       </w:rPr>
     </w:lvl>
   </w:abstractNum>
-  <w:abstractNum w:abstractNumId="7" w15:restartNumberingAfterBreak="0">
+  <w:abstractNum w:abstractNumId="8" w15:restartNumberingAfterBreak="0">
     <w:nsid w:val="2B6B628A"/>
     <w:multiLevelType w:val="multilevel"/>
     <w:tmpl w:val="3DB6BFD6"/>
@@ -3782,7 +3889,7 @@
       </w:pPr>
     </w:lvl>
   </w:abstractNum>
-  <w:abstractNum w:abstractNumId="8" w15:restartNumberingAfterBreak="0">
+  <w:abstractNum w:abstractNumId="9" w15:restartNumberingAfterBreak="0">
     <w:nsid w:val="32B74DF7"/>
     <w:multiLevelType w:val="multilevel"/>
     <w:tmpl w:val="73A4C556"/>
@@ -3931,7 +4038,7 @@
       </w:rPr>
     </w:lvl>
   </w:abstractNum>
-  <w:abstractNum w:abstractNumId="9" w15:restartNumberingAfterBreak="0">
+  <w:abstractNum w:abstractNumId="10" w15:restartNumberingAfterBreak="0">
     <w:nsid w:val="3512215A"/>
     <w:multiLevelType w:val="hybridMultilevel"/>
     <w:tmpl w:val="7EA02F2A"/>
@@ -4044,7 +4151,7 @@
       </w:rPr>
     </w:lvl>
   </w:abstractNum>
-  <w:abstractNum w:abstractNumId="10" w15:restartNumberingAfterBreak="0">
+  <w:abstractNum w:abstractNumId="11" w15:restartNumberingAfterBreak="0">
     <w:nsid w:val="361F0153"/>
     <w:multiLevelType w:val="multilevel"/>
     <w:tmpl w:val="ED124E20"/>
@@ -4193,7 +4300,7 @@
       </w:rPr>
     </w:lvl>
   </w:abstractNum>
-  <w:abstractNum w:abstractNumId="11" w15:restartNumberingAfterBreak="0">
+  <w:abstractNum w:abstractNumId="12" w15:restartNumberingAfterBreak="0">
     <w:nsid w:val="36BE563B"/>
     <w:multiLevelType w:val="hybridMultilevel"/>
     <w:tmpl w:val="BF68AF6E"/>
@@ -4306,7 +4413,7 @@
       </w:rPr>
     </w:lvl>
   </w:abstractNum>
-  <w:abstractNum w:abstractNumId="12" w15:restartNumberingAfterBreak="0">
+  <w:abstractNum w:abstractNumId="13" w15:restartNumberingAfterBreak="0">
     <w:nsid w:val="3CC3561C"/>
     <w:multiLevelType w:val="multilevel"/>
     <w:tmpl w:val="80BABE7A"/>
@@ -4455,7 +4562,246 @@
       </w:rPr>
     </w:lvl>
   </w:abstractNum>
-  <w:abstractNum w:abstractNumId="13" w15:restartNumberingAfterBreak="0">
+  <w:abstractNum w:abstractNumId="14" w15:restartNumberingAfterBreak="0">
+    <w:nsid w:val="3D1A3F73"/>
+    <w:multiLevelType w:val="hybridMultilevel"/>
+    <w:tmpl w:val="B4408322"/>
+    <w:lvl w:ilvl="0" w:tplc="4D0A0CFE">
+      <w:start w:val="1"/>
+      <w:numFmt w:val="decimal"/>
+      <w:lvlText w:val="%1."/>
+      <w:lvlJc w:val="left"/>
+      <w:pPr>
+        <w:ind w:left="360" w:hanging="360"/>
+      </w:pPr>
+      <w:rPr>
+        <w:rFonts w:hint="default"/>
+        <w:b/>
+      </w:rPr>
+    </w:lvl>
+    <w:lvl w:ilvl="1" w:tplc="240A0019" w:tentative="1">
+      <w:start w:val="1"/>
+      <w:numFmt w:val="lowerLetter"/>
+      <w:lvlText w:val="%2."/>
+      <w:lvlJc w:val="left"/>
+      <w:pPr>
+        <w:ind w:left="1080" w:hanging="360"/>
+      </w:pPr>
+    </w:lvl>
+    <w:lvl w:ilvl="2" w:tplc="240A001B" w:tentative="1">
+      <w:start w:val="1"/>
+      <w:numFmt w:val="lowerRoman"/>
+      <w:lvlText w:val="%3."/>
+      <w:lvlJc w:val="right"/>
+      <w:pPr>
+        <w:ind w:left="1800" w:hanging="180"/>
+      </w:pPr>
+    </w:lvl>
+    <w:lvl w:ilvl="3" w:tplc="240A000F" w:tentative="1">
+      <w:start w:val="1"/>
+      <w:numFmt w:val="decimal"/>
+      <w:lvlText w:val="%4."/>
+      <w:lvlJc w:val="left"/>
+      <w:pPr>
+        <w:ind w:left="2520" w:hanging="360"/>
+      </w:pPr>
+    </w:lvl>
+    <w:lvl w:ilvl="4" w:tplc="240A0019" w:tentative="1">
+      <w:start w:val="1"/>
+      <w:numFmt w:val="lowerLetter"/>
+      <w:lvlText w:val="%5."/>
+      <w:lvlJc w:val="left"/>
+      <w:pPr>
+        <w:ind w:left="3240" w:hanging="360"/>
+      </w:pPr>
+    </w:lvl>
+    <w:lvl w:ilvl="5" w:tplc="240A001B" w:tentative="1">
+      <w:start w:val="1"/>
+      <w:numFmt w:val="lowerRoman"/>
+      <w:lvlText w:val="%6."/>
+      <w:lvlJc w:val="right"/>
+      <w:pPr>
+        <w:ind w:left="3960" w:hanging="180"/>
+      </w:pPr>
+    </w:lvl>
+    <w:lvl w:ilvl="6" w:tplc="240A000F" w:tentative="1">
+      <w:start w:val="1"/>
+      <w:numFmt w:val="decimal"/>
+      <w:lvlText w:val="%7."/>
+      <w:lvlJc w:val="left"/>
+      <w:pPr>
+        <w:ind w:left="4680" w:hanging="360"/>
+      </w:pPr>
+    </w:lvl>
+    <w:lvl w:ilvl="7" w:tplc="240A0019" w:tentative="1">
+      <w:start w:val="1"/>
+      <w:numFmt w:val="lowerLetter"/>
+      <w:lvlText w:val="%8."/>
+      <w:lvlJc w:val="left"/>
+      <w:pPr>
+        <w:ind w:left="5400" w:hanging="360"/>
+      </w:pPr>
+    </w:lvl>
+    <w:lvl w:ilvl="8" w:tplc="240A001B" w:tentative="1">
+      <w:start w:val="1"/>
+      <w:numFmt w:val="lowerRoman"/>
+      <w:lvlText w:val="%9."/>
+      <w:lvlJc w:val="right"/>
+      <w:pPr>
+        <w:ind w:left="6120" w:hanging="180"/>
+      </w:pPr>
+    </w:lvl>
+  </w:abstractNum>
+  <w:abstractNum w:abstractNumId="15" w15:restartNumberingAfterBreak="0">
+    <w:nsid w:val="423F2527"/>
+    <w:multiLevelType w:val="multilevel"/>
+    <w:tmpl w:val="20D4DA16"/>
+    <w:lvl w:ilvl="0">
+      <w:start w:val="1"/>
+      <w:numFmt w:val="bullet"/>
+      <w:lvlText w:val=""/>
+      <w:lvlJc w:val="left"/>
+      <w:pPr>
+        <w:tabs>
+          <w:tab w:val="num" w:pos="720"/>
+        </w:tabs>
+        <w:ind w:left="720" w:hanging="360"/>
+      </w:pPr>
+      <w:rPr>
+        <w:rFonts w:ascii="Symbol" w:hAnsi="Symbol" w:hint="default"/>
+        <w:sz w:val="20"/>
+      </w:rPr>
+    </w:lvl>
+    <w:lvl w:ilvl="1" w:tentative="1">
+      <w:start w:val="1"/>
+      <w:numFmt w:val="bullet"/>
+      <w:lvlText w:val="o"/>
+      <w:lvlJc w:val="left"/>
+      <w:pPr>
+        <w:tabs>
+          <w:tab w:val="num" w:pos="1440"/>
+        </w:tabs>
+        <w:ind w:left="1440" w:hanging="360"/>
+      </w:pPr>
+      <w:rPr>
+        <w:rFonts w:ascii="Courier New" w:hAnsi="Courier New" w:hint="default"/>
+        <w:sz w:val="20"/>
+      </w:rPr>
+    </w:lvl>
+    <w:lvl w:ilvl="2" w:tentative="1">
+      <w:start w:val="1"/>
+      <w:numFmt w:val="bullet"/>
+      <w:lvlText w:val=""/>
+      <w:lvlJc w:val="left"/>
+      <w:pPr>
+        <w:tabs>
+          <w:tab w:val="num" w:pos="2160"/>
+        </w:tabs>
+        <w:ind w:left="2160" w:hanging="360"/>
+      </w:pPr>
+      <w:rPr>
+        <w:rFonts w:ascii="Wingdings" w:hAnsi="Wingdings" w:hint="default"/>
+        <w:sz w:val="20"/>
+      </w:rPr>
+    </w:lvl>
+    <w:lvl w:ilvl="3" w:tentative="1">
+      <w:start w:val="1"/>
+      <w:numFmt w:val="bullet"/>
+      <w:lvlText w:val=""/>
+      <w:lvlJc w:val="left"/>
+      <w:pPr>
+        <w:tabs>
+          <w:tab w:val="num" w:pos="2880"/>
+        </w:tabs>
+        <w:ind w:left="2880" w:hanging="360"/>
+      </w:pPr>
+      <w:rPr>
+        <w:rFonts w:ascii="Wingdings" w:hAnsi="Wingdings" w:hint="default"/>
+        <w:sz w:val="20"/>
+      </w:rPr>
+    </w:lvl>
+    <w:lvl w:ilvl="4" w:tentative="1">
+      <w:start w:val="1"/>
+      <w:numFmt w:val="bullet"/>
+      <w:lvlText w:val=""/>
+      <w:lvlJc w:val="left"/>
+      <w:pPr>
+        <w:tabs>
+          <w:tab w:val="num" w:pos="3600"/>
+        </w:tabs>
+        <w:ind w:left="3600" w:hanging="360"/>
+      </w:pPr>
+      <w:rPr>
+        <w:rFonts w:ascii="Wingdings" w:hAnsi="Wingdings" w:hint="default"/>
+        <w:sz w:val="20"/>
+      </w:rPr>
+    </w:lvl>
+    <w:lvl w:ilvl="5" w:tentative="1">
+      <w:start w:val="1"/>
+      <w:numFmt w:val="bullet"/>
+      <w:lvlText w:val=""/>
+      <w:lvlJc w:val="left"/>
+      <w:pPr>
+        <w:tabs>
+          <w:tab w:val="num" w:pos="4320"/>
+        </w:tabs>
+        <w:ind w:left="4320" w:hanging="360"/>
+      </w:pPr>
+      <w:rPr>
+        <w:rFonts w:ascii="Wingdings" w:hAnsi="Wingdings" w:hint="default"/>
+        <w:sz w:val="20"/>
+      </w:rPr>
+    </w:lvl>
+    <w:lvl w:ilvl="6" w:tentative="1">
+      <w:start w:val="1"/>
+      <w:numFmt w:val="bullet"/>
+      <w:lvlText w:val=""/>
+      <w:lvlJc w:val="left"/>
+      <w:pPr>
+        <w:tabs>
+          <w:tab w:val="num" w:pos="5040"/>
+        </w:tabs>
+        <w:ind w:left="5040" w:hanging="360"/>
+      </w:pPr>
+      <w:rPr>
+        <w:rFonts w:ascii="Wingdings" w:hAnsi="Wingdings" w:hint="default"/>
+        <w:sz w:val="20"/>
+      </w:rPr>
+    </w:lvl>
+    <w:lvl w:ilvl="7" w:tentative="1">
+      <w:start w:val="1"/>
+      <w:numFmt w:val="bullet"/>
+      <w:lvlText w:val=""/>
+      <w:lvlJc w:val="left"/>
+      <w:pPr>
+        <w:tabs>
+          <w:tab w:val="num" w:pos="5760"/>
+        </w:tabs>
+        <w:ind w:left="5760" w:hanging="360"/>
+      </w:pPr>
+      <w:rPr>
+        <w:rFonts w:ascii="Wingdings" w:hAnsi="Wingdings" w:hint="default"/>
+        <w:sz w:val="20"/>
+      </w:rPr>
+    </w:lvl>
+    <w:lvl w:ilvl="8" w:tentative="1">
+      <w:start w:val="1"/>
+      <w:numFmt w:val="bullet"/>
+      <w:lvlText w:val=""/>
+      <w:lvlJc w:val="left"/>
+      <w:pPr>
+        <w:tabs>
+          <w:tab w:val="num" w:pos="6480"/>
+        </w:tabs>
+        <w:ind w:left="6480" w:hanging="360"/>
+      </w:pPr>
+      <w:rPr>
+        <w:rFonts w:ascii="Wingdings" w:hAnsi="Wingdings" w:hint="default"/>
+        <w:sz w:val="20"/>
+      </w:rPr>
+    </w:lvl>
+  </w:abstractNum>
+  <w:abstractNum w:abstractNumId="16" w15:restartNumberingAfterBreak="0">
     <w:nsid w:val="46794C2F"/>
     <w:multiLevelType w:val="multilevel"/>
     <w:tmpl w:val="D56C15A0"/>
@@ -4600,7 +4946,7 @@
       </w:rPr>
     </w:lvl>
   </w:abstractNum>
-  <w:abstractNum w:abstractNumId="14" w15:restartNumberingAfterBreak="0">
+  <w:abstractNum w:abstractNumId="17" w15:restartNumberingAfterBreak="0">
     <w:nsid w:val="46AF74E7"/>
     <w:multiLevelType w:val="multilevel"/>
     <w:tmpl w:val="327E8DD6"/>
@@ -4749,7 +5095,7 @@
       </w:rPr>
     </w:lvl>
   </w:abstractNum>
-  <w:abstractNum w:abstractNumId="15" w15:restartNumberingAfterBreak="0">
+  <w:abstractNum w:abstractNumId="18" w15:restartNumberingAfterBreak="0">
     <w:nsid w:val="4CDE33A9"/>
     <w:multiLevelType w:val="hybridMultilevel"/>
     <w:tmpl w:val="4E9E7D6E"/>
@@ -4862,7 +5208,7 @@
       </w:rPr>
     </w:lvl>
   </w:abstractNum>
-  <w:abstractNum w:abstractNumId="16" w15:restartNumberingAfterBreak="0">
+  <w:abstractNum w:abstractNumId="19" w15:restartNumberingAfterBreak="0">
     <w:nsid w:val="4D364BD4"/>
     <w:multiLevelType w:val="hybridMultilevel"/>
     <w:tmpl w:val="96166AB6"/>
@@ -4975,7 +5321,7 @@
       </w:rPr>
     </w:lvl>
   </w:abstractNum>
-  <w:abstractNum w:abstractNumId="17" w15:restartNumberingAfterBreak="0">
+  <w:abstractNum w:abstractNumId="20" w15:restartNumberingAfterBreak="0">
     <w:nsid w:val="4EC1080F"/>
     <w:multiLevelType w:val="hybridMultilevel"/>
     <w:tmpl w:val="BD46B800"/>
@@ -5088,7 +5434,7 @@
       </w:rPr>
     </w:lvl>
   </w:abstractNum>
-  <w:abstractNum w:abstractNumId="18" w15:restartNumberingAfterBreak="0">
+  <w:abstractNum w:abstractNumId="21" w15:restartNumberingAfterBreak="0">
     <w:nsid w:val="4FF66363"/>
     <w:multiLevelType w:val="multilevel"/>
     <w:tmpl w:val="2B9A2B90"/>
@@ -5237,7 +5583,97 @@
       </w:rPr>
     </w:lvl>
   </w:abstractNum>
-  <w:abstractNum w:abstractNumId="19" w15:restartNumberingAfterBreak="0">
+  <w:abstractNum w:abstractNumId="22" w15:restartNumberingAfterBreak="0">
+    <w:nsid w:val="51627542"/>
+    <w:multiLevelType w:val="hybridMultilevel"/>
+    <w:tmpl w:val="CE7606BC"/>
+    <w:lvl w:ilvl="0" w:tplc="4D0A0CFE">
+      <w:start w:val="1"/>
+      <w:numFmt w:val="decimal"/>
+      <w:lvlText w:val="%1."/>
+      <w:lvlJc w:val="left"/>
+      <w:pPr>
+        <w:ind w:left="720" w:hanging="360"/>
+      </w:pPr>
+      <w:rPr>
+        <w:rFonts w:hint="default"/>
+        <w:b/>
+      </w:rPr>
+    </w:lvl>
+    <w:lvl w:ilvl="1" w:tplc="240A0019" w:tentative="1">
+      <w:start w:val="1"/>
+      <w:numFmt w:val="lowerLetter"/>
+      <w:lvlText w:val="%2."/>
+      <w:lvlJc w:val="left"/>
+      <w:pPr>
+        <w:ind w:left="1440" w:hanging="360"/>
+      </w:pPr>
+    </w:lvl>
+    <w:lvl w:ilvl="2" w:tplc="240A001B" w:tentative="1">
+      <w:start w:val="1"/>
+      <w:numFmt w:val="lowerRoman"/>
+      <w:lvlText w:val="%3."/>
+      <w:lvlJc w:val="right"/>
+      <w:pPr>
+        <w:ind w:left="2160" w:hanging="180"/>
+      </w:pPr>
+    </w:lvl>
+    <w:lvl w:ilvl="3" w:tplc="240A000F" w:tentative="1">
+      <w:start w:val="1"/>
+      <w:numFmt w:val="decimal"/>
+      <w:lvlText w:val="%4."/>
+      <w:lvlJc w:val="left"/>
+      <w:pPr>
+        <w:ind w:left="2880" w:hanging="360"/>
+      </w:pPr>
+    </w:lvl>
+    <w:lvl w:ilvl="4" w:tplc="240A0019" w:tentative="1">
+      <w:start w:val="1"/>
+      <w:numFmt w:val="lowerLetter"/>
+      <w:lvlText w:val="%5."/>
+      <w:lvlJc w:val="left"/>
+      <w:pPr>
+        <w:ind w:left="3600" w:hanging="360"/>
+      </w:pPr>
+    </w:lvl>
+    <w:lvl w:ilvl="5" w:tplc="240A001B" w:tentative="1">
+      <w:start w:val="1"/>
+      <w:numFmt w:val="lowerRoman"/>
+      <w:lvlText w:val="%6."/>
+      <w:lvlJc w:val="right"/>
+      <w:pPr>
+        <w:ind w:left="4320" w:hanging="180"/>
+      </w:pPr>
+    </w:lvl>
+    <w:lvl w:ilvl="6" w:tplc="240A000F" w:tentative="1">
+      <w:start w:val="1"/>
+      <w:numFmt w:val="decimal"/>
+      <w:lvlText w:val="%7."/>
+      <w:lvlJc w:val="left"/>
+      <w:pPr>
+        <w:ind w:left="5040" w:hanging="360"/>
+      </w:pPr>
+    </w:lvl>
+    <w:lvl w:ilvl="7" w:tplc="240A0019" w:tentative="1">
+      <w:start w:val="1"/>
+      <w:numFmt w:val="lowerLetter"/>
+      <w:lvlText w:val="%8."/>
+      <w:lvlJc w:val="left"/>
+      <w:pPr>
+        <w:ind w:left="5760" w:hanging="360"/>
+      </w:pPr>
+    </w:lvl>
+    <w:lvl w:ilvl="8" w:tplc="240A001B" w:tentative="1">
+      <w:start w:val="1"/>
+      <w:numFmt w:val="lowerRoman"/>
+      <w:lvlText w:val="%9."/>
+      <w:lvlJc w:val="right"/>
+      <w:pPr>
+        <w:ind w:left="6480" w:hanging="180"/>
+      </w:pPr>
+    </w:lvl>
+  </w:abstractNum>
+  <w:abstractNum w:abstractNumId="23" w15:restartNumberingAfterBreak="0">
     <w:nsid w:val="52484B4D"/>
     <w:multiLevelType w:val="multilevel"/>
     <w:tmpl w:val="26EC916A"/>
@@ -5386,7 +5822,7 @@
       </w:rPr>
     </w:lvl>
   </w:abstractNum>
-  <w:abstractNum w:abstractNumId="20" w15:restartNumberingAfterBreak="0">
+  <w:abstractNum w:abstractNumId="24" w15:restartNumberingAfterBreak="0">
     <w:nsid w:val="65E268E6"/>
     <w:multiLevelType w:val="hybridMultilevel"/>
     <w:tmpl w:val="218092A0"/>
@@ -5499,7 +5935,7 @@
       </w:rPr>
     </w:lvl>
   </w:abstractNum>
-  <w:abstractNum w:abstractNumId="21" w15:restartNumberingAfterBreak="0">
+  <w:abstractNum w:abstractNumId="25" w15:restartNumberingAfterBreak="0">
     <w:nsid w:val="6E9179D6"/>
     <w:multiLevelType w:val="multilevel"/>
     <w:tmpl w:val="AED6CE86"/>
@@ -5648,7 +6084,7 @@
       </w:rPr>
     </w:lvl>
   </w:abstractNum>
-  <w:abstractNum w:abstractNumId="22" w15:restartNumberingAfterBreak="0">
+  <w:abstractNum w:abstractNumId="26" w15:restartNumberingAfterBreak="0">
     <w:nsid w:val="74D725F9"/>
     <w:multiLevelType w:val="multilevel"/>
     <w:tmpl w:val="F61EA76A"/>
@@ -5797,7 +6233,7 @@
       </w:rPr>
     </w:lvl>
   </w:abstractNum>
-  <w:abstractNum w:abstractNumId="23" w15:restartNumberingAfterBreak="0">
+  <w:abstractNum w:abstractNumId="27" w15:restartNumberingAfterBreak="0">
     <w:nsid w:val="7750106D"/>
     <w:multiLevelType w:val="multilevel"/>
     <w:tmpl w:val="9E34C624"/>
@@ -5946,7 +6382,7 @@
       </w:rPr>
     </w:lvl>
   </w:abstractNum>
-  <w:abstractNum w:abstractNumId="24" w15:restartNumberingAfterBreak="0">
+  <w:abstractNum w:abstractNumId="28" w15:restartNumberingAfterBreak="0">
     <w:nsid w:val="7ECE7887"/>
     <w:multiLevelType w:val="hybridMultilevel"/>
     <w:tmpl w:val="364093FC"/>
@@ -6060,79 +6496,91 @@
     </w:lvl>
   </w:abstractNum>
   <w:num w:numId="1" w16cid:durableId="2136831154">
-    <w:abstractNumId w:val="5"/>
+    <w:abstractNumId w:val="6"/>
   </w:num>
   <w:num w:numId="2" w16cid:durableId="274291668">
+    <w:abstractNumId w:val="4"/>
+  </w:num>
+  <w:num w:numId="3" w16cid:durableId="136730971">
     <w:abstractNumId w:val="3"/>
   </w:num>
-  <w:num w:numId="3" w16cid:durableId="136730971">
-    <w:abstractNumId w:val="2"/>
-  </w:num>
   <w:num w:numId="4" w16cid:durableId="2079084243">
-    <w:abstractNumId w:val="12"/>
+    <w:abstractNumId w:val="13"/>
   </w:num>
   <w:num w:numId="5" w16cid:durableId="1035427820">
-    <w:abstractNumId w:val="10"/>
+    <w:abstractNumId w:val="11"/>
   </w:num>
   <w:num w:numId="6" w16cid:durableId="153499122">
-    <w:abstractNumId w:val="8"/>
+    <w:abstractNumId w:val="9"/>
   </w:num>
   <w:num w:numId="7" w16cid:durableId="1319961990">
     <w:abstractNumId w:val="1"/>
   </w:num>
   <w:num w:numId="8" w16cid:durableId="1178157540">
+    <w:abstractNumId w:val="28"/>
+  </w:num>
+  <w:num w:numId="9" w16cid:durableId="2109736835">
+    <w:abstractNumId w:val="19"/>
+  </w:num>
+  <w:num w:numId="10" w16cid:durableId="961572342">
+    <w:abstractNumId w:val="10"/>
+  </w:num>
+  <w:num w:numId="11" w16cid:durableId="1877890326">
     <w:abstractNumId w:val="24"/>
   </w:num>
-  <w:num w:numId="9" w16cid:durableId="2109736835">
-    <w:abstractNumId w:val="16"/>
+  <w:num w:numId="12" w16cid:durableId="10499857">
+    <w:abstractNumId w:val="18"/>
   </w:num>
-  <w:num w:numId="10" w16cid:durableId="961572342">
-    <w:abstractNumId w:val="9"/>
-  </w:num>
-  <w:num w:numId="11" w16cid:durableId="1877890326">
+  <w:num w:numId="13" w16cid:durableId="741634697">
     <w:abstractNumId w:val="20"/>
   </w:num>
-  <w:num w:numId="12" w16cid:durableId="10499857">
-    <w:abstractNumId w:val="15"/>
-  </w:num>
-  <w:num w:numId="13" w16cid:durableId="741634697">
-    <w:abstractNumId w:val="17"/>
-  </w:num>
   <w:num w:numId="14" w16cid:durableId="393894855">
-    <w:abstractNumId w:val="11"/>
+    <w:abstractNumId w:val="12"/>
   </w:num>
   <w:num w:numId="15" w16cid:durableId="582682814">
     <w:abstractNumId w:val="0"/>
   </w:num>
   <w:num w:numId="16" w16cid:durableId="468212246">
+    <w:abstractNumId w:val="26"/>
+  </w:num>
+  <w:num w:numId="17" w16cid:durableId="1448037760">
+    <w:abstractNumId w:val="17"/>
+  </w:num>
+  <w:num w:numId="18" w16cid:durableId="1133719889">
+    <w:abstractNumId w:val="25"/>
+  </w:num>
+  <w:num w:numId="19" w16cid:durableId="1534149098">
+    <w:abstractNumId w:val="5"/>
+  </w:num>
+  <w:num w:numId="20" w16cid:durableId="1980719942">
+    <w:abstractNumId w:val="27"/>
+  </w:num>
+  <w:num w:numId="21" w16cid:durableId="243343130">
+    <w:abstractNumId w:val="16"/>
+  </w:num>
+  <w:num w:numId="22" w16cid:durableId="1029337017">
+    <w:abstractNumId w:val="21"/>
+  </w:num>
+  <w:num w:numId="23" w16cid:durableId="269821032">
+    <w:abstractNumId w:val="23"/>
+  </w:num>
+  <w:num w:numId="24" w16cid:durableId="224923726">
+    <w:abstractNumId w:val="8"/>
+  </w:num>
+  <w:num w:numId="25" w16cid:durableId="559705720">
+    <w:abstractNumId w:val="7"/>
+  </w:num>
+  <w:num w:numId="26" w16cid:durableId="29500562">
+    <w:abstractNumId w:val="15"/>
+  </w:num>
+  <w:num w:numId="27" w16cid:durableId="1232037912">
     <w:abstractNumId w:val="22"/>
   </w:num>
-  <w:num w:numId="17" w16cid:durableId="1448037760">
+  <w:num w:numId="28" w16cid:durableId="1398015781">
     <w:abstractNumId w:val="14"/>
   </w:num>
-  <w:num w:numId="18" w16cid:durableId="1133719889">
-    <w:abstractNumId w:val="21"/>
-  </w:num>
-  <w:num w:numId="19" w16cid:durableId="1534149098">
-    <w:abstractNumId w:val="4"/>
-  </w:num>
-  <w:num w:numId="20" w16cid:durableId="1980719942">
-    <w:abstractNumId w:val="23"/>
-  </w:num>
-  <w:num w:numId="21" w16cid:durableId="243343130">
-    <w:abstractNumId w:val="13"/>
-  </w:num>
-  <w:num w:numId="22" w16cid:durableId="1029337017">
-    <w:abstractNumId w:val="18"/>
-  </w:num>
-  <w:num w:numId="23" w16cid:durableId="269821032">
-    <w:abstractNumId w:val="19"/>
-  </w:num>
-  <w:num w:numId="24" w16cid:durableId="224923726">
-    <w:abstractNumId w:val="7"/>
-  </w:num>
-  <w:num w:numId="25" w16cid:durableId="559705720">
-    <w:abstractNumId w:val="6"/>
+  <w:num w:numId="29" w16cid:durableId="1833906262">
+    <w:abstractNumId w:val="2"/>
   </w:num>
 </w:numbering>
 </file>

--- a/Integrador nivel 2.docx
+++ b/Integrador nivel 2.docx
@@ -65,7 +65,6 @@
           <w:szCs w:val="24"/>
         </w:rPr>
       </w:pPr>
-      <w:proofErr w:type="gramStart"/>
       <w:r>
         <w:rPr>
           <w:sz w:val="24"/>
@@ -73,7 +72,6 @@
         </w:rPr>
         <w:t>Control estudiantes</w:t>
       </w:r>
-      <w:proofErr w:type="gramEnd"/>
     </w:p>
     <w:p>
       <w:pPr>
@@ -158,15 +156,7 @@
         <w:t>Nivel 2 de integración</w:t>
       </w:r>
       <w:r>
-        <w:t xml:space="preserve">, nuestro objetivo es darle "vida" y comportamiento a las interfaces estáticas (HTML/CSS) que ya construyeron. Simularemos la comunicación con un servidor, preparando el terreno para que en el futuro esta interfaz pueda conectarse a un </w:t>
-      </w:r>
-      <w:proofErr w:type="spellStart"/>
-      <w:r>
-        <w:t>Backend</w:t>
-      </w:r>
-      <w:proofErr w:type="spellEnd"/>
-      <w:r>
-        <w:t xml:space="preserve"> real.</w:t>
+        <w:t>, nuestro objetivo es darle "vida" y comportamiento a las interfaces estáticas (HTML/CSS) que ya construyeron. Simularemos la comunicación con un servidor, preparando el terreno para que en el futuro esta interfaz pueda conectarse a un Backend real.</w:t>
       </w:r>
     </w:p>
     <w:p>
@@ -287,23 +277,7 @@
           <w:b/>
           <w:bCs/>
         </w:rPr>
-        <w:t>Deberás crear un único archivo .</w:t>
-      </w:r>
-      <w:proofErr w:type="spellStart"/>
-      <w:r>
-        <w:rPr>
-          <w:b/>
-          <w:bCs/>
-        </w:rPr>
-        <w:t>js</w:t>
-      </w:r>
-      <w:proofErr w:type="spellEnd"/>
-      <w:r>
-        <w:rPr>
-          <w:b/>
-          <w:bCs/>
-        </w:rPr>
-        <w:t xml:space="preserve"> que, al ser ejecutado en la consola del navegador, simule un proceso de inicio de sesión.</w:t>
+        <w:t>Deberás crear un único archivo .js que, al ser ejecutado en la consola del navegador, simule un proceso de inicio de sesión.</w:t>
       </w:r>
     </w:p>
     <w:p>
@@ -380,39 +354,7 @@
         <w:spacing w:after="0" w:line="240" w:lineRule="auto"/>
       </w:pPr>
       <w:r>
-        <w:t>Debes "quemar" (</w:t>
-      </w:r>
-      <w:proofErr w:type="spellStart"/>
-      <w:r>
-        <w:t>hardcodear</w:t>
-      </w:r>
-      <w:proofErr w:type="spellEnd"/>
-      <w:r>
-        <w:t xml:space="preserve">) un usuario y una contraseña correctos dentro de tu código usando </w:t>
-      </w:r>
-      <w:proofErr w:type="spellStart"/>
-      <w:r>
-        <w:t>const.</w:t>
-      </w:r>
-      <w:proofErr w:type="spellEnd"/>
-      <w:r>
-        <w:t xml:space="preserve"> (Ej. </w:t>
-      </w:r>
-      <w:proofErr w:type="spellStart"/>
-      <w:r>
-        <w:t>const</w:t>
-      </w:r>
-      <w:proofErr w:type="spellEnd"/>
-      <w:r>
-        <w:t xml:space="preserve"> USUARIO_CORRECTO = "</w:t>
-      </w:r>
-      <w:proofErr w:type="spellStart"/>
-      <w:r>
-        <w:t>admin</w:t>
-      </w:r>
-      <w:proofErr w:type="spellEnd"/>
-      <w:r>
-        <w:t>";)</w:t>
+        <w:t>Debes "quemar" (hardcodear) un usuario y una contraseña correctos dentro de tu código usando const. (Ej. const USUARIO_CORRECTO = "admin";)</w:t>
       </w:r>
     </w:p>
     <w:p>
@@ -444,20 +386,7 @@
         <w:spacing w:after="0" w:line="240" w:lineRule="auto"/>
       </w:pPr>
       <w:r>
-        <w:t xml:space="preserve">Debes usar la función </w:t>
-      </w:r>
-      <w:proofErr w:type="spellStart"/>
-      <w:proofErr w:type="gramStart"/>
-      <w:r>
-        <w:t>prompt</w:t>
-      </w:r>
-      <w:proofErr w:type="spellEnd"/>
-      <w:r>
-        <w:t>(</w:t>
-      </w:r>
-      <w:proofErr w:type="gramEnd"/>
-      <w:r>
-        <w:t>) para pedirle al usuario su "usuario".</w:t>
+        <w:t>Debes usar la función prompt() para pedirle al usuario su "usuario".</w:t>
       </w:r>
     </w:p>
     <w:p>
@@ -469,20 +398,7 @@
         <w:spacing w:after="0" w:line="240" w:lineRule="auto"/>
       </w:pPr>
       <w:r>
-        <w:t xml:space="preserve">Debes usar la función </w:t>
-      </w:r>
-      <w:proofErr w:type="spellStart"/>
-      <w:proofErr w:type="gramStart"/>
-      <w:r>
-        <w:t>prompt</w:t>
-      </w:r>
-      <w:proofErr w:type="spellEnd"/>
-      <w:r>
-        <w:t>(</w:t>
-      </w:r>
-      <w:proofErr w:type="gramEnd"/>
-      <w:r>
-        <w:t>) para pedirle al usuario su "contraseña".</w:t>
+        <w:t>Debes usar la función prompt() para pedirle al usuario su "contraseña".</w:t>
       </w:r>
     </w:p>
     <w:p>
@@ -526,31 +442,7 @@
         <w:spacing w:after="0" w:line="240" w:lineRule="auto"/>
       </w:pPr>
       <w:r>
-        <w:t>Debes usar un ciclo (</w:t>
-      </w:r>
-      <w:proofErr w:type="spellStart"/>
-      <w:r>
-        <w:t>while</w:t>
-      </w:r>
-      <w:proofErr w:type="spellEnd"/>
-      <w:r>
-        <w:t xml:space="preserve"> o </w:t>
-      </w:r>
-      <w:proofErr w:type="spellStart"/>
-      <w:r>
-        <w:t>for</w:t>
-      </w:r>
-      <w:proofErr w:type="spellEnd"/>
-      <w:r>
-        <w:t xml:space="preserve">) para controlar el número de intentos. (Se recomienda </w:t>
-      </w:r>
-      <w:proofErr w:type="spellStart"/>
-      <w:r>
-        <w:t>while</w:t>
-      </w:r>
-      <w:proofErr w:type="spellEnd"/>
-      <w:r>
-        <w:t>).</w:t>
+        <w:t>Debes usar un ciclo (while o for) para controlar el número de intentos. (Se recomienda while).</w:t>
       </w:r>
     </w:p>
     <w:p>
@@ -583,23 +475,7 @@
       </w:pPr>
       <w:r>
         <w:lastRenderedPageBreak/>
-        <w:t xml:space="preserve">Si el usuario y la contraseña son correctos: El ciclo debe terminar. Debes mostrar un mensaje de bienvenida en la consola (ej. </w:t>
-      </w:r>
-      <w:proofErr w:type="gramStart"/>
-      <w:r>
-        <w:t>console.log(</w:t>
-      </w:r>
-      <w:proofErr w:type="gramEnd"/>
-      <w:r>
-        <w:t>"¡Bienvenido al sistema!</w:t>
-      </w:r>
-      <w:proofErr w:type="gramStart"/>
-      <w:r>
-        <w:t>");)</w:t>
-      </w:r>
-      <w:proofErr w:type="gramEnd"/>
-      <w:r>
-        <w:t>.</w:t>
+        <w:t>Si el usuario y la contraseña son correctos: El ciclo debe terminar. Debes mostrar un mensaje de bienvenida en la consola (ej. console.log("¡Bienvenido al sistema!");).</w:t>
       </w:r>
     </w:p>
     <w:p>
@@ -611,23 +487,7 @@
         <w:spacing w:after="0" w:line="240" w:lineRule="auto"/>
       </w:pPr>
       <w:r>
-        <w:t xml:space="preserve">Si las credenciales son incorrectas (pero quedan intentos): Debes informar al usuario (ej. </w:t>
-      </w:r>
-      <w:proofErr w:type="gramStart"/>
-      <w:r>
-        <w:t>console.log(</w:t>
-      </w:r>
-      <w:proofErr w:type="gramEnd"/>
-      <w:r>
-        <w:t>"Datos incorrectos. Intento 2 de 3.</w:t>
-      </w:r>
-      <w:proofErr w:type="gramStart"/>
-      <w:r>
-        <w:t>");)</w:t>
-      </w:r>
-      <w:proofErr w:type="gramEnd"/>
-      <w:r>
-        <w:t xml:space="preserve"> y el ciclo debe volver a pedir los datos.</w:t>
+        <w:t>Si las credenciales son incorrectas (pero quedan intentos): Debes informar al usuario (ej. console.log("Datos incorrectos. Intento 2 de 3.");) y el ciclo debe volver a pedir los datos.</w:t>
       </w:r>
     </w:p>
     <w:p>
@@ -639,23 +499,7 @@
         <w:spacing w:after="0" w:line="240" w:lineRule="auto"/>
       </w:pPr>
       <w:r>
-        <w:t xml:space="preserve">Si se agotan los 3 intentos: El ciclo debe terminar. Debes mostrar un mensaje de bloqueo (ej. </w:t>
-      </w:r>
-      <w:proofErr w:type="gramStart"/>
-      <w:r>
-        <w:t>console.log(</w:t>
-      </w:r>
-      <w:proofErr w:type="gramEnd"/>
-      <w:r>
-        <w:t>"Usuario bloqueado. Ha superado el número de intentos.</w:t>
-      </w:r>
-      <w:proofErr w:type="gramStart"/>
-      <w:r>
-        <w:t>");)</w:t>
-      </w:r>
-      <w:proofErr w:type="gramEnd"/>
-      <w:r>
-        <w:t>.</w:t>
+        <w:t>Si se agotan los 3 intentos: El ciclo debe terminar. Debes mostrar un mensaje de bloqueo (ej. console.log("Usuario bloqueado. Ha superado el número de intentos.");).</w:t>
       </w:r>
     </w:p>
     <w:p>
@@ -687,44 +531,7 @@
         <w:spacing w:after="0" w:line="240" w:lineRule="auto"/>
       </w:pPr>
       <w:r>
-        <w:t xml:space="preserve">Toda la lógica anterior (variables, ciclo, condicionales) debe estar contenida dentro de una función (ej. </w:t>
-      </w:r>
-      <w:proofErr w:type="spellStart"/>
-      <w:r>
-        <w:t>function</w:t>
-      </w:r>
-      <w:proofErr w:type="spellEnd"/>
-      <w:r>
-        <w:t xml:space="preserve"> </w:t>
-      </w:r>
-      <w:proofErr w:type="spellStart"/>
-      <w:proofErr w:type="gramStart"/>
-      <w:r>
-        <w:t>validarAcceso</w:t>
-      </w:r>
-      <w:proofErr w:type="spellEnd"/>
-      <w:r>
-        <w:t>(</w:t>
-      </w:r>
-      <w:proofErr w:type="gramEnd"/>
-      <w:r>
-        <w:t xml:space="preserve">) o </w:t>
-      </w:r>
-      <w:proofErr w:type="spellStart"/>
-      <w:r>
-        <w:t>const</w:t>
-      </w:r>
-      <w:proofErr w:type="spellEnd"/>
-      <w:r>
-        <w:t xml:space="preserve"> </w:t>
-      </w:r>
-      <w:proofErr w:type="spellStart"/>
-      <w:r>
-        <w:t>validarAcceso</w:t>
-      </w:r>
-      <w:proofErr w:type="spellEnd"/>
-      <w:r>
-        <w:t xml:space="preserve"> = () =&gt; {}).</w:t>
+        <w:t>Toda la lógica anterior (variables, ciclo, condicionales) debe estar contenida dentro de una función (ej. function validarAcceso() o const validarAcceso = () =&gt; {}).</w:t>
       </w:r>
     </w:p>
     <w:p>
@@ -908,17 +715,8 @@
           <w:b/>
           <w:bCs/>
         </w:rPr>
-        <w:t xml:space="preserve">Archivos </w:t>
-      </w:r>
-      <w:proofErr w:type="spellStart"/>
-      <w:r>
-        <w:rPr>
-          <w:b/>
-          <w:bCs/>
-        </w:rPr>
-        <w:t>html</w:t>
-      </w:r>
-      <w:proofErr w:type="spellEnd"/>
+        <w:t>Archivos html</w:t>
+      </w:r>
       <w:r>
         <w:t xml:space="preserve">, </w:t>
       </w:r>
@@ -946,23 +744,7 @@
           <w:b/>
           <w:bCs/>
         </w:rPr>
-        <w:t>Campos de entrada (&lt;input&gt;, &lt;</w:t>
-      </w:r>
-      <w:proofErr w:type="spellStart"/>
-      <w:r>
-        <w:rPr>
-          <w:b/>
-          <w:bCs/>
-        </w:rPr>
-        <w:t>select</w:t>
-      </w:r>
-      <w:proofErr w:type="spellEnd"/>
-      <w:r>
-        <w:rPr>
-          <w:b/>
-          <w:bCs/>
-        </w:rPr>
-        <w:t>&gt;, etc.)</w:t>
+        <w:t>Campos de entrada (&lt;input&gt;, &lt;select&gt;, etc.)</w:t>
       </w:r>
       <w:r>
         <w:t xml:space="preserve"> para que el usuario pueda ingresar los datos que tu lógica necesita (por ejemplo, un nombre, un número, una descripción).</w:t>
@@ -1017,30 +799,10 @@
           <w:b/>
           <w:bCs/>
         </w:rPr>
-        <w:t xml:space="preserve"> (&lt;</w:t>
-      </w:r>
-      <w:proofErr w:type="spellStart"/>
-      <w:r>
-        <w:rPr>
-          <w:b/>
-          <w:bCs/>
-        </w:rPr>
-        <w:t>button</w:t>
-      </w:r>
-      <w:proofErr w:type="spellEnd"/>
-      <w:r>
-        <w:rPr>
-          <w:b/>
-          <w:bCs/>
-        </w:rPr>
-        <w:t>&gt;)</w:t>
-      </w:r>
-      <w:r>
-        <w:t xml:space="preserve"> que el usuario presionará para ejecutar </w:t>
-      </w:r>
-      <w:proofErr w:type="gramStart"/>
-      <w:r>
-        <w:t>la acci</w:t>
+        <w:t xml:space="preserve"> (&lt;button&gt;)</w:t>
+      </w:r>
+      <w:r>
+        <w:t xml:space="preserve"> que el usuario presionará para ejecutar la acci</w:t>
       </w:r>
       <w:r>
         <w:t>o</w:t>
@@ -1057,7 +819,6 @@
       <w:r>
         <w:t>es</w:t>
       </w:r>
-      <w:proofErr w:type="gramEnd"/>
       <w:r>
         <w:t xml:space="preserve"> de la aplicación.</w:t>
       </w:r>
@@ -1097,55 +858,7 @@
           <w:b/>
           <w:bCs/>
         </w:rPr>
-        <w:t xml:space="preserve"> para los resultados (&lt;</w:t>
-      </w:r>
-      <w:proofErr w:type="spellStart"/>
-      <w:r>
-        <w:rPr>
-          <w:b/>
-          <w:bCs/>
-        </w:rPr>
-        <w:t>div</w:t>
-      </w:r>
-      <w:proofErr w:type="spellEnd"/>
-      <w:r>
-        <w:rPr>
-          <w:b/>
-          <w:bCs/>
-        </w:rPr>
-        <w:t>&gt;, &lt;</w:t>
-      </w:r>
-      <w:proofErr w:type="spellStart"/>
-      <w:r>
-        <w:rPr>
-          <w:b/>
-          <w:bCs/>
-        </w:rPr>
-        <w:t>ul</w:t>
-      </w:r>
-      <w:proofErr w:type="spellEnd"/>
-      <w:r>
-        <w:rPr>
-          <w:b/>
-          <w:bCs/>
-        </w:rPr>
-        <w:t>&gt;, &lt;</w:t>
-      </w:r>
-      <w:proofErr w:type="spellStart"/>
-      <w:r>
-        <w:rPr>
-          <w:b/>
-          <w:bCs/>
-        </w:rPr>
-        <w:t>span</w:t>
-      </w:r>
-      <w:proofErr w:type="spellEnd"/>
-      <w:r>
-        <w:rPr>
-          <w:b/>
-          <w:bCs/>
-        </w:rPr>
-        <w:t>&gt;, etc.)</w:t>
+        <w:t xml:space="preserve"> para los resultados (&lt;div&gt;, &lt;ul&gt;, &lt;span&gt;, etc.)</w:t>
       </w:r>
       <w:r>
         <w:t xml:space="preserve">, la cual debe tener un </w:t>
@@ -1202,23 +915,7 @@
         <w:t>Requisito:</w:t>
       </w:r>
       <w:r>
-        <w:t xml:space="preserve"> Demostrar el uso de métodos de arreglo como </w:t>
-      </w:r>
-      <w:proofErr w:type="spellStart"/>
-      <w:r>
-        <w:t>push</w:t>
-      </w:r>
-      <w:proofErr w:type="spellEnd"/>
-      <w:r>
-        <w:t xml:space="preserve"> para agregar nuevos datos, y </w:t>
-      </w:r>
-      <w:proofErr w:type="spellStart"/>
-      <w:r>
-        <w:t>filter</w:t>
-      </w:r>
-      <w:proofErr w:type="spellEnd"/>
-      <w:r>
-        <w:t xml:space="preserve"> para realizar búsquedas.</w:t>
+        <w:t xml:space="preserve"> Demostrar el uso de métodos de arreglo como push para agregar nuevos datos, y filter para realizar búsquedas.</w:t>
       </w:r>
     </w:p>
     <w:p>
@@ -1265,23 +962,7 @@
       </w:pPr>
       <w:r>
         <w:lastRenderedPageBreak/>
-        <w:t>En tu archivo JavaScript, utiliza selectores del DOM (</w:t>
-      </w:r>
-      <w:proofErr w:type="spellStart"/>
-      <w:r>
-        <w:t>getElementById</w:t>
-      </w:r>
-      <w:proofErr w:type="spellEnd"/>
-      <w:r>
-        <w:t xml:space="preserve"> o </w:t>
-      </w:r>
-      <w:proofErr w:type="spellStart"/>
-      <w:r>
-        <w:t>querySelector</w:t>
-      </w:r>
-      <w:proofErr w:type="spellEnd"/>
-      <w:r>
-        <w:t>) para obtener una referencia al botón, los campos de entrada y el área de resultados.</w:t>
+        <w:t>En tu archivo JavaScript, utiliza selectores del DOM (getElementById o querySelector) para obtener una referencia al botón, los campos de entrada y el área de resultados.</w:t>
       </w:r>
     </w:p>
     <w:p>
@@ -1294,15 +975,7 @@
         <w:jc w:val="both"/>
       </w:pPr>
       <w:r>
-        <w:t>Añade un manejador de eventos (</w:t>
-      </w:r>
-      <w:proofErr w:type="spellStart"/>
-      <w:r>
-        <w:t>addEventListener</w:t>
-      </w:r>
-      <w:proofErr w:type="spellEnd"/>
-      <w:r>
-        <w:t>) al botón para que, cuando el usuario haga clic, se ejecute una función específica.</w:t>
+        <w:t>Añade un manejador de eventos (addEventListener) al botón para que, cuando el usuario haga clic, se ejecute una función específica.</w:t>
       </w:r>
     </w:p>
     <w:p>
@@ -1340,23 +1013,7 @@
         <w:t>Ejemplo esperado:</w:t>
       </w:r>
       <w:r>
-        <w:t xml:space="preserve"> Cuando el usuario llene el formulario de "Nuevo Producto" y haga clic en guardar, su script debe atrapar esos datos, guardarlos en el Arreglo de la memoria, y crear dinámicamente (</w:t>
-      </w:r>
-      <w:proofErr w:type="spellStart"/>
-      <w:r>
-        <w:t>createElement</w:t>
-      </w:r>
-      <w:proofErr w:type="spellEnd"/>
-      <w:r>
-        <w:t xml:space="preserve">, </w:t>
-      </w:r>
-      <w:proofErr w:type="spellStart"/>
-      <w:r>
-        <w:t>append</w:t>
-      </w:r>
-      <w:proofErr w:type="spellEnd"/>
-      <w:r>
-        <w:t>) un nuevo elemento en la pantalla para que el producto aparezca en la lista sin recargar la página.</w:t>
+        <w:t xml:space="preserve"> Cuando el usuario llene el formulario de "Nuevo Producto" y haga clic en guardar, su script debe atrapar esos datos, guardarlos en el Arreglo de la memoria, y crear dinámicamente (createElement, append) un nuevo elemento en la pantalla para que el producto aparezca en la lista sin recargar la página.</w:t>
       </w:r>
     </w:p>
     <w:p>
@@ -1405,33 +1062,7 @@
         <w:t>Modificar contenido existente:</w:t>
       </w:r>
       <w:r>
-        <w:t xml:space="preserve"> Actualiza el texto o HTML interno del área de resultados designada (</w:t>
-      </w:r>
-      <w:proofErr w:type="gramStart"/>
-      <w:r>
-        <w:t>usando .</w:t>
-      </w:r>
-      <w:proofErr w:type="spellStart"/>
-      <w:r>
-        <w:t>textContent</w:t>
-      </w:r>
-      <w:proofErr w:type="spellEnd"/>
-      <w:proofErr w:type="gramEnd"/>
-      <w:r>
-        <w:t xml:space="preserve"> </w:t>
-      </w:r>
-      <w:proofErr w:type="gramStart"/>
-      <w:r>
-        <w:t>o .</w:t>
-      </w:r>
-      <w:proofErr w:type="spellStart"/>
-      <w:r>
-        <w:t>innerHTML</w:t>
-      </w:r>
-      <w:proofErr w:type="spellEnd"/>
-      <w:proofErr w:type="gramEnd"/>
-      <w:r>
-        <w:t>) para mostrar la información.</w:t>
+        <w:t xml:space="preserve"> Actualiza el texto o HTML interno del área de resultados designada (usando .textContent o .innerHTML) para mostrar la información.</w:t>
       </w:r>
     </w:p>
     <w:p>
@@ -1451,30 +1082,7 @@
         <w:t>Crear y añadir nuevos elementos:</w:t>
       </w:r>
       <w:r>
-        <w:t xml:space="preserve"> Si tu aplicación genera una lista de resultados (ej. una lista de tareas, productos en un carrito), debes crear nuevos elementos HTML (</w:t>
-      </w:r>
-      <w:proofErr w:type="spellStart"/>
-      <w:proofErr w:type="gramStart"/>
-      <w:r>
-        <w:t>document.createElement</w:t>
-      </w:r>
-      <w:proofErr w:type="spellEnd"/>
-      <w:proofErr w:type="gramEnd"/>
-      <w:r>
-        <w:t xml:space="preserve">) por cada resultado y añadirlos como hijos </w:t>
-      </w:r>
-      <w:proofErr w:type="gramStart"/>
-      <w:r>
-        <w:t>(.</w:t>
-      </w:r>
-      <w:proofErr w:type="spellStart"/>
-      <w:r>
-        <w:t>appendChild</w:t>
-      </w:r>
-      <w:proofErr w:type="spellEnd"/>
-      <w:proofErr w:type="gramEnd"/>
-      <w:r>
-        <w:t>) al área de resultados.</w:t>
+        <w:t xml:space="preserve"> Si tu aplicación genera una lista de resultados (ej. una lista de tareas, productos en un carrito), debes crear nuevos elementos HTML (document.createElement) por cada resultado y añadirlos como hijos (.appendChild) al área de resultados.</w:t>
       </w:r>
     </w:p>
     <w:p>
@@ -1594,36 +1202,19 @@
           <w:b/>
           <w:bCs/>
         </w:rPr>
-        <w:t>Archivo de Datos Externo (.</w:t>
-      </w:r>
-      <w:proofErr w:type="spellStart"/>
-      <w:r>
-        <w:rPr>
-          <w:b/>
-          <w:bCs/>
-        </w:rPr>
-        <w:t>json</w:t>
-      </w:r>
-      <w:proofErr w:type="spellEnd"/>
-      <w:r>
-        <w:rPr>
-          <w:b/>
-          <w:bCs/>
-        </w:rPr>
-        <w:t>):</w:t>
-      </w:r>
-      <w:r>
-        <w:t xml:space="preserve"> Extraerán los datos de prueba de su código JavaScript y los colocarán en un archivo externo en formato JSON (ej. datos-</w:t>
-      </w:r>
-      <w:proofErr w:type="spellStart"/>
-      <w:proofErr w:type="gramStart"/>
-      <w:r>
-        <w:t>simulados.json</w:t>
-      </w:r>
-      <w:proofErr w:type="spellEnd"/>
-      <w:proofErr w:type="gramEnd"/>
-      <w:r>
-        <w:t>), el cual simulará ser la respuesta de un servidor.</w:t>
+        <w:t>Consumo Asíncrono (Fetch API):</w:t>
+      </w:r>
+      <w:r>
+        <w:t xml:space="preserve"> Deben refactorizar su código para que, </w:t>
+      </w:r>
+      <w:r>
+        <w:t xml:space="preserve">se agregue un botón que ejecute </w:t>
+      </w:r>
+      <w:r>
+        <w:t>función fetch()</w:t>
+      </w:r>
+      <w:r>
+        <w:t>, y cargue todos los datos de la API.</w:t>
       </w:r>
     </w:p>
     <w:p>
@@ -1640,36 +1231,96 @@
           <w:b/>
           <w:bCs/>
         </w:rPr>
-        <w:t>Consumo Asíncrono (Fetch API):</w:t>
-      </w:r>
-      <w:r>
-        <w:t xml:space="preserve"> Deben refactorizar su código para que, al cargar la página, la aplicación utilice la función </w:t>
-      </w:r>
-      <w:proofErr w:type="spellStart"/>
-      <w:proofErr w:type="gramStart"/>
-      <w:r>
-        <w:t>fetch</w:t>
-      </w:r>
-      <w:proofErr w:type="spellEnd"/>
-      <w:r>
-        <w:t>(</w:t>
-      </w:r>
-      <w:proofErr w:type="gramEnd"/>
-      <w:r>
-        <w:t xml:space="preserve">) para leer el </w:t>
-      </w:r>
-      <w:proofErr w:type="gramStart"/>
-      <w:r>
-        <w:t>archivo .</w:t>
-      </w:r>
-      <w:proofErr w:type="spellStart"/>
-      <w:r>
-        <w:t>json</w:t>
-      </w:r>
-      <w:proofErr w:type="spellEnd"/>
-      <w:proofErr w:type="gramEnd"/>
-      <w:r>
-        <w:t xml:space="preserve"> de forma asíncrona (Semana 16). </w:t>
+        <w:t>Manejo de Promesas:</w:t>
+      </w:r>
+      <w:r>
+        <w:t xml:space="preserve"> El consumo de estos datos debe gestionarse correctamente utilizando Promesas (.then(), .catch()) o la sintaxis async/await enseñada en las semanas 14 y 15. Si ocurre un error al simular la carga, deben mostrar un mensaje en el DOM indicando la falla.</w:t>
+      </w:r>
+    </w:p>
+    <w:p>
+      <w:pPr>
+        <w:numPr>
+          <w:ilvl w:val="0"/>
+          <w:numId w:val="22"/>
+        </w:numPr>
+        <w:spacing w:after="0"/>
+        <w:jc w:val="both"/>
+      </w:pPr>
+      <w:r>
+        <w:rPr>
+          <w:b/>
+          <w:bCs/>
+        </w:rPr>
+        <w:t>Manejo de Carga:</w:t>
+      </w:r>
+      <w:r>
+        <w:t xml:space="preserve"> En el momento en que se inicia la solicitud fetch, la aplicación debe mostrar un mensaje de "Cargando..." al usuario en el área de resultados del DOM.</w:t>
+      </w:r>
+    </w:p>
+    <w:p>
+      <w:pPr>
+        <w:numPr>
+          <w:ilvl w:val="0"/>
+          <w:numId w:val="22"/>
+        </w:numPr>
+        <w:spacing w:after="0"/>
+        <w:jc w:val="both"/>
+      </w:pPr>
+      <w:r>
+        <w:rPr>
+          <w:b/>
+          <w:bCs/>
+        </w:rPr>
+        <w:t>Manejo de Errores:</w:t>
+      </w:r>
+      <w:r>
+        <w:t xml:space="preserve"> La función fetch debe estar envuelta en un bloque try...catch (o usar .catch() si se usan promesas .then()).</w:t>
+      </w:r>
+    </w:p>
+    <w:p>
+      <w:pPr>
+        <w:numPr>
+          <w:ilvl w:val="1"/>
+          <w:numId w:val="22"/>
+        </w:numPr>
+        <w:spacing w:after="0"/>
+        <w:jc w:val="both"/>
+      </w:pPr>
+      <w:r>
+        <w:t xml:space="preserve">Si la solicitud es </w:t>
+      </w:r>
+      <w:r>
+        <w:rPr>
+          <w:b/>
+          <w:bCs/>
+        </w:rPr>
+        <w:t>exitosa</w:t>
+      </w:r>
+      <w:r>
+        <w:t xml:space="preserve"> (try), se debe proceder a mostrar los datos.</w:t>
+      </w:r>
+    </w:p>
+    <w:p>
+      <w:pPr>
+        <w:numPr>
+          <w:ilvl w:val="1"/>
+          <w:numId w:val="22"/>
+        </w:numPr>
+        <w:spacing w:after="0"/>
+        <w:jc w:val="both"/>
+      </w:pPr>
+      <w:r>
+        <w:t xml:space="preserve">Si la solicitud </w:t>
+      </w:r>
+      <w:r>
+        <w:rPr>
+          <w:b/>
+          <w:bCs/>
+        </w:rPr>
+        <w:t>falla</w:t>
+      </w:r>
+      <w:r>
+        <w:t xml:space="preserve"> (catch), se debe mostrar un mensaje de error amigable al usuario en el DOM (ej. "No se pudieron cargar los datos. Intenta más tarde.").</w:t>
       </w:r>
     </w:p>
     <w:p>
@@ -1686,179 +1337,67 @@
           <w:b/>
           <w:bCs/>
         </w:rPr>
-        <w:t>Manejo de Promesas:</w:t>
-      </w:r>
-      <w:r>
-        <w:t xml:space="preserve"> El consumo de estos datos debe gestionarse correctamente utilizando Promesas </w:t>
-      </w:r>
-      <w:proofErr w:type="gramStart"/>
-      <w:r>
-        <w:t>(.</w:t>
-      </w:r>
-      <w:proofErr w:type="spellStart"/>
-      <w:r>
-        <w:t>then</w:t>
-      </w:r>
-      <w:proofErr w:type="spellEnd"/>
-      <w:proofErr w:type="gramEnd"/>
-      <w:r>
-        <w:t>()</w:t>
-      </w:r>
-      <w:proofErr w:type="gramStart"/>
-      <w:r>
-        <w:t>, .catch</w:t>
-      </w:r>
-      <w:proofErr w:type="gramEnd"/>
-      <w:r>
-        <w:t xml:space="preserve">()) o la sintaxis </w:t>
-      </w:r>
-      <w:proofErr w:type="spellStart"/>
-      <w:r>
-        <w:t>async</w:t>
-      </w:r>
-      <w:proofErr w:type="spellEnd"/>
-      <w:r>
-        <w:t>/</w:t>
-      </w:r>
-      <w:proofErr w:type="spellStart"/>
-      <w:r>
-        <w:t>await</w:t>
-      </w:r>
-      <w:proofErr w:type="spellEnd"/>
-      <w:r>
-        <w:t xml:space="preserve"> enseñada en las semanas 14 y 15. Si ocurre un error al simular la carga, deben mostrar un mensaje en el DOM indicando la falla.</w:t>
+        <w:lastRenderedPageBreak/>
+        <w:t>Actualización del DOM con Datos de la API:</w:t>
       </w:r>
     </w:p>
     <w:p>
       <w:pPr>
         <w:numPr>
           <w:ilvl w:val="0"/>
-          <w:numId w:val="22"/>
+          <w:numId w:val="23"/>
         </w:numPr>
         <w:spacing w:after="0"/>
         <w:jc w:val="both"/>
       </w:pPr>
       <w:r>
-        <w:rPr>
-          <w:b/>
-          <w:bCs/>
-        </w:rPr>
-        <w:t>Manejo de Carga:</w:t>
-      </w:r>
-      <w:r>
-        <w:t xml:space="preserve"> En el momento en que se inicia la solicitud </w:t>
-      </w:r>
-      <w:proofErr w:type="spellStart"/>
-      <w:r>
-        <w:t>fetch</w:t>
-      </w:r>
-      <w:proofErr w:type="spellEnd"/>
-      <w:r>
-        <w:t>, la aplicación debe mostrar un mensaje de "Cargando..." al usuario en el área de resultados del DOM.</w:t>
+        <w:t>Una vez que los datos son recibidos exitosamente de la API, se debe borrar el mensaje de "Cargando...".</w:t>
       </w:r>
     </w:p>
     <w:p>
       <w:pPr>
         <w:numPr>
           <w:ilvl w:val="0"/>
-          <w:numId w:val="22"/>
+          <w:numId w:val="23"/>
         </w:numPr>
         <w:spacing w:after="0"/>
         <w:jc w:val="both"/>
       </w:pPr>
       <w:r>
-        <w:rPr>
-          <w:b/>
-          <w:bCs/>
-        </w:rPr>
-        <w:lastRenderedPageBreak/>
-        <w:t>Manejo de Errores:</w:t>
-      </w:r>
-      <w:r>
-        <w:t xml:space="preserve"> La función </w:t>
-      </w:r>
-      <w:proofErr w:type="spellStart"/>
-      <w:r>
-        <w:t>fetch</w:t>
-      </w:r>
-      <w:proofErr w:type="spellEnd"/>
-      <w:r>
-        <w:t xml:space="preserve"> debe estar envuelta en un bloque try...catch (o </w:t>
-      </w:r>
-      <w:proofErr w:type="gramStart"/>
-      <w:r>
-        <w:t>usar .catch</w:t>
-      </w:r>
-      <w:proofErr w:type="gramEnd"/>
-      <w:r>
-        <w:t xml:space="preserve">() si se usan </w:t>
-      </w:r>
-      <w:proofErr w:type="gramStart"/>
-      <w:r>
-        <w:t>promesas .</w:t>
-      </w:r>
-      <w:proofErr w:type="spellStart"/>
-      <w:r>
-        <w:t>then</w:t>
-      </w:r>
-      <w:proofErr w:type="spellEnd"/>
-      <w:proofErr w:type="gramEnd"/>
-      <w:r>
-        <w:t>()).</w:t>
+        <w:t xml:space="preserve">Utilizar las técnicas del Momento 2 (.innerHTML, createElement, appendChild, etc.) para </w:t>
+      </w:r>
+      <w:r>
+        <w:rPr>
+          <w:b/>
+          <w:bCs/>
+        </w:rPr>
+        <w:t>recorrer los datos recibidos</w:t>
+      </w:r>
+      <w:r>
+        <w:t xml:space="preserve"> (generalmente un arreglo de objetos) y mostrarlos en la interfaz de usuario.</w:t>
       </w:r>
     </w:p>
     <w:p>
       <w:pPr>
         <w:numPr>
           <w:ilvl w:val="1"/>
-          <w:numId w:val="22"/>
+          <w:numId w:val="23"/>
         </w:numPr>
         <w:spacing w:after="0"/>
         <w:jc w:val="both"/>
       </w:pPr>
       <w:r>
-        <w:t xml:space="preserve">Si la solicitud es </w:t>
-      </w:r>
-      <w:r>
-        <w:rPr>
-          <w:b/>
-          <w:bCs/>
-        </w:rPr>
-        <w:t>exitosa</w:t>
-      </w:r>
-      <w:r>
-        <w:t xml:space="preserve"> (try), se </w:t>
-      </w:r>
-      <w:proofErr w:type="gramStart"/>
-      <w:r>
-        <w:t>debe proceder a mostrar</w:t>
-      </w:r>
-      <w:proofErr w:type="gramEnd"/>
-      <w:r>
-        <w:t xml:space="preserve"> los datos.</w:t>
-      </w:r>
-    </w:p>
-    <w:p>
-      <w:pPr>
-        <w:numPr>
-          <w:ilvl w:val="1"/>
-          <w:numId w:val="22"/>
-        </w:numPr>
-        <w:spacing w:after="0"/>
-        <w:jc w:val="both"/>
-      </w:pPr>
-      <w:r>
-        <w:t xml:space="preserve">Si la solicitud </w:t>
-      </w:r>
-      <w:r>
-        <w:rPr>
-          <w:b/>
-          <w:bCs/>
-        </w:rPr>
-        <w:t>falla</w:t>
-      </w:r>
-      <w:r>
-        <w:t xml:space="preserve"> (catch), se debe mostrar un mensaje de error amigable al usuario en el DOM (ej. "No se pudieron cargar los datos. Intenta más tarde.").</w:t>
+        <w:t xml:space="preserve">Por ejemplo, si el proyecto es una lista de tareas, se debe hacer fetch al </w:t>
+      </w:r>
+      <w:r>
+        <w:rPr>
+          <w:i/>
+          <w:iCs/>
+        </w:rPr>
+        <w:t>endpoint</w:t>
+      </w:r>
+      <w:r>
+        <w:t xml:space="preserve"> de "todos" y crear un elemento &lt;li&gt; por cada tarea recibida.</w:t>
       </w:r>
     </w:p>
     <w:p>
@@ -1875,178 +1414,13 @@
           <w:b/>
           <w:bCs/>
         </w:rPr>
-        <w:t>Actualización del DOM con Datos de la API:</w:t>
-      </w:r>
-    </w:p>
-    <w:p>
-      <w:pPr>
-        <w:numPr>
-          <w:ilvl w:val="0"/>
-          <w:numId w:val="23"/>
-        </w:numPr>
-        <w:spacing w:after="0"/>
-        <w:jc w:val="both"/>
-      </w:pPr>
-      <w:r>
-        <w:t>Una vez que los datos son recibidos exitosamente de la API, se debe borrar el mensaje de "Cargando...".</w:t>
-      </w:r>
-    </w:p>
-    <w:p>
-      <w:pPr>
-        <w:numPr>
-          <w:ilvl w:val="0"/>
-          <w:numId w:val="23"/>
-        </w:numPr>
-        <w:spacing w:after="0"/>
-        <w:jc w:val="both"/>
-      </w:pPr>
-      <w:r>
-        <w:t xml:space="preserve">Utilizar las técnicas del Momento 2 </w:t>
-      </w:r>
-      <w:proofErr w:type="gramStart"/>
-      <w:r>
-        <w:t>(.</w:t>
-      </w:r>
-      <w:proofErr w:type="spellStart"/>
-      <w:r>
-        <w:t>innerHTML</w:t>
-      </w:r>
-      <w:proofErr w:type="spellEnd"/>
-      <w:proofErr w:type="gramEnd"/>
-      <w:r>
-        <w:t xml:space="preserve">, </w:t>
-      </w:r>
-      <w:proofErr w:type="spellStart"/>
-      <w:r>
-        <w:t>createElement</w:t>
-      </w:r>
-      <w:proofErr w:type="spellEnd"/>
-      <w:r>
-        <w:t xml:space="preserve">, </w:t>
-      </w:r>
-      <w:proofErr w:type="spellStart"/>
-      <w:r>
-        <w:t>appendChild</w:t>
-      </w:r>
-      <w:proofErr w:type="spellEnd"/>
-      <w:r>
-        <w:t xml:space="preserve">, etc.) para </w:t>
-      </w:r>
-      <w:r>
-        <w:rPr>
-          <w:b/>
-          <w:bCs/>
-        </w:rPr>
-        <w:t>recorrer los datos recibidos</w:t>
-      </w:r>
-      <w:r>
-        <w:t xml:space="preserve"> (generalmente un arreglo de objetos) y mostrarlos en la interfaz de usuario.</w:t>
-      </w:r>
-    </w:p>
-    <w:p>
-      <w:pPr>
-        <w:numPr>
-          <w:ilvl w:val="1"/>
-          <w:numId w:val="23"/>
-        </w:numPr>
-        <w:spacing w:after="0"/>
-        <w:jc w:val="both"/>
-      </w:pPr>
-      <w:r>
-        <w:t xml:space="preserve">Por ejemplo, si el proyecto es una lista de tareas, se debe hacer </w:t>
-      </w:r>
-      <w:proofErr w:type="spellStart"/>
-      <w:r>
-        <w:t>fetch</w:t>
-      </w:r>
-      <w:proofErr w:type="spellEnd"/>
-      <w:r>
-        <w:t xml:space="preserve"> al </w:t>
-      </w:r>
-      <w:proofErr w:type="spellStart"/>
-      <w:r>
-        <w:rPr>
-          <w:i/>
-          <w:iCs/>
-        </w:rPr>
-        <w:t>endpoint</w:t>
-      </w:r>
-      <w:proofErr w:type="spellEnd"/>
-      <w:r>
-        <w:t xml:space="preserve"> de "todos" y crear un elemento &lt;</w:t>
-      </w:r>
-      <w:proofErr w:type="spellStart"/>
-      <w:r>
-        <w:t>li</w:t>
-      </w:r>
-      <w:proofErr w:type="spellEnd"/>
-      <w:r>
-        <w:t>&gt; por cada tarea recibida.</w:t>
-      </w:r>
-    </w:p>
-    <w:p>
-      <w:pPr>
-        <w:numPr>
-          <w:ilvl w:val="0"/>
-          <w:numId w:val="29"/>
-        </w:numPr>
-        <w:spacing w:after="0"/>
-        <w:jc w:val="both"/>
-      </w:pPr>
-      <w:r>
-        <w:rPr>
-          <w:b/>
-          <w:bCs/>
-        </w:rPr>
         <w:t>Documento de Integración (README.md):</w:t>
       </w:r>
       <w:r>
-        <w:t xml:space="preserve"> Explicación de cómo su aplicación </w:t>
-      </w:r>
-      <w:proofErr w:type="spellStart"/>
-      <w:r>
-        <w:t>FrontEnd</w:t>
-      </w:r>
-      <w:proofErr w:type="spellEnd"/>
-      <w:r>
-        <w:t xml:space="preserve"> consumiría la API final. Deben detallar qué </w:t>
-      </w:r>
-      <w:proofErr w:type="spellStart"/>
-      <w:r>
-        <w:t>endpoints</w:t>
-      </w:r>
-      <w:proofErr w:type="spellEnd"/>
-      <w:r>
-        <w:t xml:space="preserve"> (</w:t>
-      </w:r>
-      <w:proofErr w:type="spellStart"/>
-      <w:r>
-        <w:t>URLs</w:t>
-      </w:r>
-      <w:proofErr w:type="spellEnd"/>
-      <w:r>
-        <w:t xml:space="preserve">) esperarán recibir del equipo de </w:t>
-      </w:r>
-      <w:proofErr w:type="spellStart"/>
-      <w:r>
-        <w:t>Backend</w:t>
-      </w:r>
-      <w:proofErr w:type="spellEnd"/>
-      <w:r>
-        <w:t xml:space="preserve"> (Spring Boot) en el futuro Nivel 3 para reemplazar su </w:t>
-      </w:r>
-      <w:proofErr w:type="gramStart"/>
-      <w:r>
-        <w:t>archivo .</w:t>
-      </w:r>
-      <w:proofErr w:type="spellStart"/>
-      <w:r>
-        <w:t>json</w:t>
-      </w:r>
-      <w:proofErr w:type="spellEnd"/>
-      <w:proofErr w:type="gramEnd"/>
-      <w:r>
-        <w:t xml:space="preserve"> simulado.</w:t>
+        <w:t xml:space="preserve"> Explicación de cómo su aplicación FrontEnd consumiría la API final. </w:t>
+      </w:r>
+      <w:r>
+        <w:t>Documentar como se relaciona su aplicación front con su aplicación back.</w:t>
       </w:r>
     </w:p>
     <w:p>
@@ -2171,16 +1545,31 @@
         <w:spacing w:after="0"/>
       </w:pPr>
       <w:r>
-        <w:t xml:space="preserve">Diseño del </w:t>
-      </w:r>
-      <w:proofErr w:type="spellStart"/>
-      <w:r>
-        <w:t>frontend</w:t>
-      </w:r>
-      <w:proofErr w:type="spellEnd"/>
-      <w:r>
-        <w:t xml:space="preserve"> enfocado en la experiencia del usuario.</w:t>
-      </w:r>
+        <w:t>Diseño del frontend enfocado en la experiencia del usuario.</w:t>
+      </w:r>
+    </w:p>
+    <w:p>
+      <w:pPr>
+        <w:pStyle w:val="Prrafodelista"/>
+        <w:numPr>
+          <w:ilvl w:val="0"/>
+          <w:numId w:val="15"/>
+        </w:numPr>
+        <w:spacing w:after="0"/>
+      </w:pPr>
+      <w:r>
+        <w:t>El uso ético de la IA.</w:t>
+      </w:r>
+    </w:p>
+    <w:p>
+      <w:pPr>
+        <w:spacing w:after="0"/>
+      </w:pPr>
+    </w:p>
+    <w:p>
+      <w:pPr>
+        <w:spacing w:after="0"/>
+      </w:pPr>
     </w:p>
     <w:p>
       <w:pPr>
